--- a/Cyclistic_Case_Study.docx
+++ b/Cyclistic_Case_Study.docx
@@ -807,7 +807,7 @@
       <w:r>
         <w:drawing>
           <wp:inline distT="0" distB="0" distL="0" distR="0">
-            <wp:extent cx="7900000" cy="3590000"/>
+            <wp:extent cx="6100000" cy="2772000"/>
             <wp:effectExtent t="0" r="0" b="0" l="0"/>
             <wp:docPr id="1" name="" descr="" title=""/>
             <wp:cNvGraphicFramePr>
@@ -832,7 +832,7 @@
                   <pic:spPr bwMode="auto">
                     <a:xfrm>
                       <a:off x="0" y="0"/>
-                      <a:ext cx="7900000" cy="3590000"/>
+                      <a:ext cx="6100000" cy="2772000"/>
                     </a:xfrm>
                     <a:prstGeom prst="rect">
                       <a:avLst/>

--- a/Cyclistic_Case_Study.docx
+++ b/Cyclistic_Case_Study.docx
@@ -1,6 +1,6 @@
 
 <file path=word/document.xml><?xml version="1.0" encoding="utf-8"?>
-<w:document xmlns:wpc="http://schemas.microsoft.com/office/word/2010/wordprocessingCanvas" xmlns:mc="http://schemas.openxmlformats.org/markup-compatibility/2006" xmlns:o="urn:schemas-microsoft-com:office:office" xmlns:r="http://schemas.openxmlformats.org/officeDocument/2006/relationships" xmlns:m="http://schemas.openxmlformats.org/officeDocument/2006/math" xmlns:v="urn:schemas-microsoft-com:vml" xmlns:wp14="http://schemas.microsoft.com/office/word/2010/wordprocessingDrawing" xmlns:wp="http://schemas.openxmlformats.org/drawingml/2006/wordprocessingDrawing" xmlns:w10="urn:schemas-microsoft-com:office:word" xmlns:w="http://schemas.openxmlformats.org/wordprocessingml/2006/main" xmlns:w14="http://schemas.microsoft.com/office/word/2010/wordml" xmlns:w15="http://schemas.microsoft.com/office/word/2012/wordml" xmlns:wpg="http://schemas.microsoft.com/office/word/2010/wordprocessingGroup" xmlns:wpi="http://schemas.microsoft.com/office/word/2010/wordprocessingInk" xmlns:wne="http://schemas.microsoft.com/office/word/2006/wordml" xmlns:wps="http://schemas.microsoft.com/office/word/2010/wordprocessingShape" xmlns:cx="http://schemas.microsoft.com/office/drawing/2014/chartex" xmlns:cx1="http://schemas.microsoft.com/office/drawing/2015/9/8/chartex" xmlns:cx2="http://schemas.microsoft.com/office/drawing/2015/10/21/chartex" xmlns:cx3="http://schemas.microsoft.com/office/drawing/2016/5/9/chartex" xmlns:cx4="http://schemas.microsoft.com/office/drawing/2016/5/10/chartex" xmlns:cx5="http://schemas.microsoft.com/office/drawing/2016/5/11/chartex" xmlns:cx6="http://schemas.microsoft.com/office/drawing/2016/5/12/chartex" xmlns:cx7="http://schemas.microsoft.com/office/drawing/2016/5/13/chartex" xmlns:cx8="http://schemas.microsoft.com/office/drawing/2016/5/14/chartex" xmlns:aink="http://schemas.microsoft.com/office/drawing/2016/ink" xmlns:am3d="http://schemas.microsoft.com/office/drawing/2017/model3d" xmlns:w16cex="http://schemas.microsoft.com/office/word/2018/wordml/cex" xmlns:w16cid="http://schemas.microsoft.com/office/word/2016/wordml/cid" xmlns:w16="http://schemas.microsoft.com/office/word/2018/wordml" xmlns:w16sdtdh="http://schemas.microsoft.com/office/word/2020/wordml/sdtdatahash" xmlns:w16se="http://schemas.microsoft.com/office/word/2015/wordml/symex" mc:Ignorable="w14 w15 wp14">
+<w:document xmlns:wpc="http://schemas.microsoft.com/office/word/2010/wordprocessingCanvas" xmlns:cx="http://schemas.microsoft.com/office/drawing/2014/chartex" xmlns:cx1="http://schemas.microsoft.com/office/drawing/2015/9/8/chartex" xmlns:cx2="http://schemas.microsoft.com/office/drawing/2015/10/21/chartex" xmlns:cx3="http://schemas.microsoft.com/office/drawing/2016/5/9/chartex" xmlns:cx4="http://schemas.microsoft.com/office/drawing/2016/5/10/chartex" xmlns:cx5="http://schemas.microsoft.com/office/drawing/2016/5/11/chartex" xmlns:cx6="http://schemas.microsoft.com/office/drawing/2016/5/12/chartex" xmlns:cx7="http://schemas.microsoft.com/office/drawing/2016/5/13/chartex" xmlns:cx8="http://schemas.microsoft.com/office/drawing/2016/5/14/chartex" xmlns:mc="http://schemas.openxmlformats.org/markup-compatibility/2006" xmlns:aink="http://schemas.microsoft.com/office/drawing/2016/ink" xmlns:am3d="http://schemas.microsoft.com/office/drawing/2017/model3d" xmlns:o="urn:schemas-microsoft-com:office:office" xmlns:oel="http://schemas.microsoft.com/office/2019/extlst" xmlns:r="http://schemas.openxmlformats.org/officeDocument/2006/relationships" xmlns:m="http://schemas.openxmlformats.org/officeDocument/2006/math" xmlns:v="urn:schemas-microsoft-com:vml" xmlns:wp14="http://schemas.microsoft.com/office/word/2010/wordprocessingDrawing" xmlns:wp="http://schemas.openxmlformats.org/drawingml/2006/wordprocessingDrawing" xmlns:w10="urn:schemas-microsoft-com:office:word" xmlns:w="http://schemas.openxmlformats.org/wordprocessingml/2006/main" xmlns:w14="http://schemas.microsoft.com/office/word/2010/wordml" xmlns:w15="http://schemas.microsoft.com/office/word/2012/wordml" xmlns:w16cex="http://schemas.microsoft.com/office/word/2018/wordml/cex" xmlns:w16cid="http://schemas.microsoft.com/office/word/2016/wordml/cid" xmlns:w16="http://schemas.microsoft.com/office/word/2018/wordml" xmlns:w16du="http://schemas.microsoft.com/office/word/2023/wordml/word16du" xmlns:w16sdtdh="http://schemas.microsoft.com/office/word/2020/wordml/sdtdatahash" xmlns:w16sdtfl="http://schemas.microsoft.com/office/word/2024/wordml/sdtformatlock" xmlns:w16se="http://schemas.microsoft.com/office/word/2015/wordml/symex" xmlns:wpg="http://schemas.microsoft.com/office/word/2010/wordprocessingGroup" xmlns:wpi="http://schemas.microsoft.com/office/word/2010/wordprocessingInk" xmlns:wne="http://schemas.microsoft.com/office/word/2006/wordml" xmlns:wps="http://schemas.microsoft.com/office/word/2010/wordprocessingShape" mc:Ignorable="w14 w15 w16se w16cid w16 w16cex w16sdtdh w16sdtfl w16du wp14">
   <w:body>
     <w:p>
       <w:pPr>
@@ -12,6 +12,7 @@
         <w:spacing w:after="200"/>
         <w:jc w:val="center"/>
       </w:pPr>
+      <w:proofErr w:type="spellStart"/>
       <w:r>
         <w:rPr>
           <w:b/>
@@ -20,7 +21,18 @@
           <w:sz w:val="56"/>
           <w:szCs w:val="56"/>
         </w:rPr>
-        <w:t xml:space="preserve">Cyclistic Bike-Share Analysis</w:t>
+        <w:t>Cyclistic</w:t>
+      </w:r>
+      <w:proofErr w:type="spellEnd"/>
+      <w:r>
+        <w:rPr>
+          <w:b/>
+          <w:bCs/>
+          <w:color w:val="1F3864"/>
+          <w:sz w:val="56"/>
+          <w:szCs w:val="56"/>
+        </w:rPr>
+        <w:t xml:space="preserve"> Bike-Share Analysis</w:t>
       </w:r>
     </w:p>
     <w:p>
@@ -34,7 +46,25 @@
           <w:sz w:val="28"/>
           <w:szCs w:val="28"/>
         </w:rPr>
-        <w:t xml:space="preserve">How Do Annual Members and Casual Riders Use Cyclistic Differently?</w:t>
+        <w:t xml:space="preserve">How Do Annual Members and Casual Riders Use </w:t>
+      </w:r>
+      <w:proofErr w:type="spellStart"/>
+      <w:r>
+        <w:rPr>
+          <w:color w:val="444444"/>
+          <w:sz w:val="28"/>
+          <w:szCs w:val="28"/>
+        </w:rPr>
+        <w:t>Cyclistic</w:t>
+      </w:r>
+      <w:proofErr w:type="spellEnd"/>
+      <w:r>
+        <w:rPr>
+          <w:color w:val="444444"/>
+          <w:sz w:val="28"/>
+          <w:szCs w:val="28"/>
+        </w:rPr>
+        <w:t xml:space="preserve"> Differently?</w:t>
       </w:r>
     </w:p>
     <w:p>
@@ -47,7 +77,7 @@
           <w:sz w:val="22"/>
           <w:szCs w:val="22"/>
         </w:rPr>
-        <w:t xml:space="preserve">Prepared for: Lily Moreno, Director of Marketing</w:t>
+        <w:t>Prepared for: Lily Moreno, Director of Marketing</w:t>
       </w:r>
     </w:p>
     <w:p>
@@ -62,7 +92,7 @@
           <w:sz w:val="22"/>
           <w:szCs w:val="22"/>
         </w:rPr>
-        <w:t xml:space="preserve">Google Data Analytics Capstone Case Study</w:t>
+        <w:t>Google Data Analytics Capstone Case Study</w:t>
       </w:r>
     </w:p>
     <w:p>
@@ -72,10 +102,22 @@
       <w:r>
         <w:rPr>
           <w:color w:val="666666"/>
-          <w:sz w:val="20"/>
-          <w:szCs w:val="20"/>
         </w:rPr>
-        <w:t xml:space="preserve">Data: 12 months of Divvy/Cyclistic trip data (Aug 2025 – Jul 2026)</w:t>
+        <w:t>Data: 12 months of Divvy/</w:t>
+      </w:r>
+      <w:proofErr w:type="spellStart"/>
+      <w:r>
+        <w:rPr>
+          <w:color w:val="666666"/>
+        </w:rPr>
+        <w:t>Cyclistic</w:t>
+      </w:r>
+      <w:proofErr w:type="spellEnd"/>
+      <w:r>
+        <w:rPr>
+          <w:color w:val="666666"/>
+        </w:rPr>
+        <w:t xml:space="preserve"> trip data (Aug 2025 – Jul 2026)</w:t>
       </w:r>
     </w:p>
     <w:p>
@@ -86,36 +128,58 @@
     <w:p>
       <w:pPr>
         <w:pStyle w:val="Heading1"/>
-        <w:spacing w:after="150" w:before="300"/>
-      </w:pPr>
-      <w:r>
-        <w:t xml:space="preserve">1. Ask</w:t>
+        <w:spacing w:before="300" w:after="150"/>
+      </w:pPr>
+      <w:r>
+        <w:lastRenderedPageBreak/>
+        <w:t>1. Ask</w:t>
       </w:r>
     </w:p>
     <w:p>
       <w:pPr>
         <w:pStyle w:val="Heading2"/>
-        <w:spacing w:after="120" w:before="250"/>
-      </w:pPr>
-      <w:r>
-        <w:t xml:space="preserve">Business Task</w:t>
+        <w:spacing w:before="250" w:after="120"/>
+      </w:pPr>
+      <w:r>
+        <w:t>Business Task</w:t>
       </w:r>
     </w:p>
     <w:p>
       <w:pPr>
         <w:spacing w:after="160"/>
       </w:pPr>
-      <w:r>
-        <w:t xml:space="preserve">Cyclistic's finance team has found that annual members are far more profitable than casual riders. The Director of Marketing, Lily Moreno, believes that converting casual riders into annual members is the key to future growth. This analysis identifies how annual members and casual riders use Cyclistic bikes differently, in order to inform a marketing strategy aimed at converting casual riders into members.</w:t>
+      <w:proofErr w:type="spellStart"/>
+      <w:r>
+        <w:t>Cyclistic's</w:t>
+      </w:r>
+      <w:proofErr w:type="spellEnd"/>
+      <w:r>
+        <w:t xml:space="preserve"> finance team has found that annual members are far more profitable than casual riders. The Director of Marketing, Lily Moreno, believes that converting casual riders into annual members is the key to future growth. This analysis identifies how annual members and casual riders use </w:t>
+      </w:r>
+      <w:proofErr w:type="spellStart"/>
+      <w:r>
+        <w:t>Cyclistic</w:t>
+      </w:r>
+      <w:proofErr w:type="spellEnd"/>
+      <w:r>
+        <w:t xml:space="preserve"> bikes differently, </w:t>
+      </w:r>
+      <w:proofErr w:type="gramStart"/>
+      <w:r>
+        <w:t>in order to</w:t>
+      </w:r>
+      <w:proofErr w:type="gramEnd"/>
+      <w:r>
+        <w:t xml:space="preserve"> inform a marketing strategy aimed at converting casual riders into members.</w:t>
       </w:r>
     </w:p>
     <w:p>
       <w:pPr>
         <w:pStyle w:val="Heading2"/>
-        <w:spacing w:after="120" w:before="250"/>
-      </w:pPr>
-      <w:r>
-        <w:t xml:space="preserve">Key Question</w:t>
+        <w:spacing w:before="250" w:after="120"/>
+      </w:pPr>
+      <w:r>
+        <w:t>Key Question</w:t>
       </w:r>
     </w:p>
     <w:p>
@@ -127,16 +191,32 @@
           <w:b/>
           <w:bCs/>
         </w:rPr>
-        <w:t xml:space="preserve">How do annual members and casual riders use Cyclistic bikes differently?</w:t>
+        <w:t xml:space="preserve">How do annual members and casual riders use </w:t>
+      </w:r>
+      <w:proofErr w:type="spellStart"/>
+      <w:r>
+        <w:rPr>
+          <w:b/>
+          <w:bCs/>
+        </w:rPr>
+        <w:t>Cyclistic</w:t>
+      </w:r>
+      <w:proofErr w:type="spellEnd"/>
+      <w:r>
+        <w:rPr>
+          <w:b/>
+          <w:bCs/>
+        </w:rPr>
+        <w:t xml:space="preserve"> bikes differently?</w:t>
       </w:r>
     </w:p>
     <w:p>
       <w:pPr>
         <w:pStyle w:val="Heading2"/>
-        <w:spacing w:after="120" w:before="250"/>
-      </w:pPr>
-      <w:r>
-        <w:t xml:space="preserve">Stakeholders</w:t>
+        <w:spacing w:before="250" w:after="120"/>
+      </w:pPr>
+      <w:r>
+        <w:t>Stakeholders</w:t>
       </w:r>
     </w:p>
     <w:p>
@@ -149,7 +229,7 @@
         <w:spacing w:after="80"/>
       </w:pPr>
       <w:r>
-        <w:t xml:space="preserve">Lily Moreno – Director of Marketing</w:t>
+        <w:t>Lily Moreno – Director of Marketing</w:t>
       </w:r>
     </w:p>
     <w:p>
@@ -161,8 +241,13 @@
         </w:numPr>
         <w:spacing w:after="80"/>
       </w:pPr>
-      <w:r>
-        <w:t xml:space="preserve">Cyclistic Marketing Analytics Team</w:t>
+      <w:proofErr w:type="spellStart"/>
+      <w:r>
+        <w:t>Cyclistic</w:t>
+      </w:r>
+      <w:proofErr w:type="spellEnd"/>
+      <w:r>
+        <w:t xml:space="preserve"> Marketing Analytics Team</w:t>
       </w:r>
     </w:p>
     <w:p>
@@ -174,17 +259,22 @@
         </w:numPr>
         <w:spacing w:after="80"/>
       </w:pPr>
-      <w:r>
-        <w:t xml:space="preserve">Cyclistic Executive Team – must approve the final recommendations</w:t>
+      <w:proofErr w:type="spellStart"/>
+      <w:r>
+        <w:t>Cyclistic</w:t>
+      </w:r>
+      <w:proofErr w:type="spellEnd"/>
+      <w:r>
+        <w:t xml:space="preserve"> Executive Team – must approve the final recommendations</w:t>
       </w:r>
     </w:p>
     <w:p>
       <w:pPr>
         <w:pStyle w:val="Heading1"/>
-        <w:spacing w:after="150" w:before="300"/>
-      </w:pPr>
-      <w:r>
-        <w:t xml:space="preserve">2. Prepare</w:t>
+        <w:spacing w:before="300" w:after="150"/>
+      </w:pPr>
+      <w:r>
+        <w:t>2. Prepare</w:t>
       </w:r>
     </w:p>
     <w:p>
@@ -192,16 +282,24 @@
         <w:spacing w:after="160"/>
       </w:pPr>
       <w:r>
-        <w:t xml:space="preserve">This analysis uses Cyclistic's own historical trip data (the public Divvy dataset, made available under license by Motivate International Inc.), covering 12 consecutive months of ride activity.</w:t>
+        <w:t xml:space="preserve">This analysis uses </w:t>
+      </w:r>
+      <w:proofErr w:type="spellStart"/>
+      <w:r>
+        <w:t>Cyclistic's</w:t>
+      </w:r>
+      <w:proofErr w:type="spellEnd"/>
+      <w:r>
+        <w:t xml:space="preserve"> own historical trip data (the public Divvy dataset, made available under license by Motivate International Inc.), covering 12 consecutive months of ride activity.</w:t>
       </w:r>
     </w:p>
     <w:p>
       <w:pPr>
         <w:pStyle w:val="Heading2"/>
-        <w:spacing w:after="120" w:before="250"/>
-      </w:pPr>
-      <w:r>
-        <w:t xml:space="preserve">Data Source &amp; Structure</w:t>
+        <w:spacing w:before="250" w:after="120"/>
+      </w:pPr>
+      <w:r>
+        <w:t>Data Source &amp; Structure</w:t>
       </w:r>
     </w:p>
     <w:p>
@@ -214,7 +312,7 @@
         <w:spacing w:after="80"/>
       </w:pPr>
       <w:r>
-        <w:t xml:space="preserve">12 monthly CSV files, one per month, from Aug 2025 through Jul 2026</w:t>
+        <w:t>12 monthly CSV files, one per month, from Aug 2025 through Jul 2026</w:t>
       </w:r>
     </w:p>
     <w:p>
@@ -227,16 +325,16 @@
         <w:spacing w:after="80"/>
       </w:pPr>
       <w:r>
-        <w:t xml:space="preserve">Each row represents a single ride, with ride ID, bike type, start/end time, start/end station, and rider type (member or casual)</w:t>
+        <w:t>Each row represents a single ride, with ride ID, bike type, start/end time, start/end station, and rider type (member or casual)</w:t>
       </w:r>
     </w:p>
     <w:p>
       <w:pPr>
         <w:pStyle w:val="Heading2"/>
-        <w:spacing w:after="120" w:before="250"/>
-      </w:pPr>
-      <w:r>
-        <w:t xml:space="preserve">Credibility &amp; Limitations (ROCCC)</w:t>
+        <w:spacing w:before="250" w:after="120"/>
+      </w:pPr>
+      <w:r>
+        <w:t>Credibility &amp; Limitations (ROCCC)</w:t>
       </w:r>
     </w:p>
     <w:p>
@@ -249,7 +347,15 @@
         <w:spacing w:after="80"/>
       </w:pPr>
       <w:r>
-        <w:t xml:space="preserve">Reliable &amp; Original: published directly by Cyclistic's operator</w:t>
+        <w:t xml:space="preserve">Reliable &amp; Original: published directly by </w:t>
+      </w:r>
+      <w:proofErr w:type="spellStart"/>
+      <w:r>
+        <w:t>Cyclistic's</w:t>
+      </w:r>
+      <w:proofErr w:type="spellEnd"/>
+      <w:r>
+        <w:t xml:space="preserve"> operator</w:t>
       </w:r>
     </w:p>
     <w:p>
@@ -262,7 +368,7 @@
         <w:spacing w:after="80"/>
       </w:pPr>
       <w:r>
-        <w:t xml:space="preserve">Comprehensive: covers a full year, capturing seasonal variation</w:t>
+        <w:t>Comprehensive: covers a full year, capturing seasonal variation</w:t>
       </w:r>
     </w:p>
     <w:p>
@@ -275,7 +381,7 @@
         <w:spacing w:after="80"/>
       </w:pPr>
       <w:r>
-        <w:t xml:space="preserve">Current: most recent 12 months available at time of analysis</w:t>
+        <w:t>Current: most recent 12 months available at time of analysis</w:t>
       </w:r>
     </w:p>
     <w:p>
@@ -288,7 +394,7 @@
         <w:spacing w:after="80"/>
       </w:pPr>
       <w:r>
-        <w:t xml:space="preserve">Cited: licensed and publicly documented data source</w:t>
+        <w:t>Cited: licensed and publicly documented data source</w:t>
       </w:r>
     </w:p>
     <w:p>
@@ -301,16 +407,24 @@
         <w:spacing w:after="80"/>
       </w:pPr>
       <w:r>
-        <w:t xml:space="preserve">Limitation: rider demographic data (age, income, purpose of trip) is not included, so conclusions are based on behavioral patterns only, not stated rider motivations</w:t>
+        <w:t xml:space="preserve">Limitation: rider demographic data (age, income, purpose of trip) is not included, so conclusions are based on </w:t>
+      </w:r>
+      <w:proofErr w:type="spellStart"/>
+      <w:r>
+        <w:t>behavioral</w:t>
+      </w:r>
+      <w:proofErr w:type="spellEnd"/>
+      <w:r>
+        <w:t xml:space="preserve"> patterns only, not stated rider motivations</w:t>
       </w:r>
     </w:p>
     <w:p>
       <w:pPr>
         <w:pStyle w:val="Heading1"/>
-        <w:spacing w:after="150" w:before="300"/>
-      </w:pPr>
-      <w:r>
-        <w:t xml:space="preserve">3. Process</w:t>
+        <w:spacing w:before="300" w:after="150"/>
+      </w:pPr>
+      <w:r>
+        <w:t>3. Process</w:t>
       </w:r>
     </w:p>
     <w:p>
@@ -318,16 +432,24 @@
         <w:spacing w:after="160"/>
       </w:pPr>
       <w:r>
-        <w:t xml:space="preserve">Data was combined and cleaned using SQL (DuckDB) to ensure accuracy before analysis.</w:t>
+        <w:t>Data was combined and cleaned using SQL (</w:t>
+      </w:r>
+      <w:proofErr w:type="spellStart"/>
+      <w:r>
+        <w:t>DuckDB</w:t>
+      </w:r>
+      <w:proofErr w:type="spellEnd"/>
+      <w:r>
+        <w:t>) to ensure accuracy before analysis.</w:t>
       </w:r>
     </w:p>
     <w:p>
       <w:pPr>
         <w:pStyle w:val="Heading2"/>
-        <w:spacing w:after="120" w:before="250"/>
-      </w:pPr>
-      <w:r>
-        <w:t xml:space="preserve">Cleaning Steps</w:t>
+        <w:spacing w:before="250" w:after="120"/>
+      </w:pPr>
+      <w:r>
+        <w:t>Cleaning Steps</w:t>
       </w:r>
     </w:p>
     <w:p>
@@ -340,7 +462,7 @@
         <w:spacing w:after="80"/>
       </w:pPr>
       <w:r>
-        <w:t xml:space="preserve">Combined all 12 monthly files into a single dataset of 6,037,968 rides</w:t>
+        <w:t>Combined all 12 monthly files into a single dataset of 6,037,968 rides</w:t>
       </w:r>
     </w:p>
     <w:p>
@@ -353,7 +475,7 @@
         <w:spacing w:after="80"/>
       </w:pPr>
       <w:r>
-        <w:t xml:space="preserve">Removed 35 duplicate ride IDs</w:t>
+        <w:t>Removed 35 duplicate ride IDs</w:t>
       </w:r>
     </w:p>
     <w:p>
@@ -366,7 +488,7 @@
         <w:spacing w:after="80"/>
       </w:pPr>
       <w:r>
-        <w:t xml:space="preserve">Removed 29 rides with zero or negative duration (data entry errors)</w:t>
+        <w:t>Removed 29 rides with zero or negative duration (data entry errors)</w:t>
       </w:r>
     </w:p>
     <w:p>
@@ -379,7 +501,7 @@
         <w:spacing w:after="80"/>
       </w:pPr>
       <w:r>
-        <w:t xml:space="preserve">Verified no missing values in ride ID, start time, end time, or rider type</w:t>
+        <w:t>Verified no missing values in ride ID, start time, end time, or rider type</w:t>
       </w:r>
     </w:p>
     <w:p>
@@ -392,7 +514,7 @@
         <w:spacing w:after="80"/>
       </w:pPr>
       <w:r>
-        <w:t xml:space="preserve">Added calculated fields: ride length (minutes), day of week, and month</w:t>
+        <w:t>Added calculated fields: ride length (minutes), day of week, and month</w:t>
       </w:r>
     </w:p>
     <w:p>
@@ -404,33 +526,39 @@
           <w:b/>
           <w:bCs/>
         </w:rPr>
-        <w:t xml:space="preserve">Final cleaned dataset: 6,037,904 rides.</w:t>
+        <w:t>Final cleaned dataset: 6,037,904 rides.</w:t>
       </w:r>
     </w:p>
     <w:p>
       <w:pPr>
         <w:pStyle w:val="Heading1"/>
-        <w:spacing w:after="150" w:before="300"/>
-      </w:pPr>
-      <w:r>
-        <w:t xml:space="preserve">4. Analyze</w:t>
-      </w:r>
+        <w:spacing w:before="300" w:after="150"/>
+      </w:pPr>
+      <w:r>
+        <w:t xml:space="preserve">4. </w:t>
+      </w:r>
+      <w:proofErr w:type="spellStart"/>
+      <w:r>
+        <w:t>Analyze</w:t>
+      </w:r>
+      <w:proofErr w:type="spellEnd"/>
     </w:p>
     <w:p>
       <w:pPr>
         <w:spacing w:after="160"/>
       </w:pPr>
       <w:r>
-        <w:t xml:space="preserve">Four consistent, independent patterns emerged that distinguish casual riders from annual members.</w:t>
+        <w:lastRenderedPageBreak/>
+        <w:t>Four consistent, independent patterns emerged that distinguish casual riders from annual members.</w:t>
       </w:r>
     </w:p>
     <w:p>
       <w:pPr>
         <w:pStyle w:val="Heading2"/>
-        <w:spacing w:after="120" w:before="250"/>
-      </w:pPr>
-      <w:r>
-        <w:t xml:space="preserve">4.1 Ride Length</w:t>
+        <w:spacing w:before="250" w:after="120"/>
+      </w:pPr>
+      <w:r>
+        <w:t>4.1 Ride Length</w:t>
       </w:r>
     </w:p>
     <w:p>
@@ -439,11 +567,14 @@
         <w:jc w:val="center"/>
       </w:pPr>
       <w:r>
+        <w:rPr>
+          <w:noProof/>
+        </w:rPr>
         <w:drawing>
-          <wp:inline distT="0" distB="0" distL="0" distR="0">
+          <wp:inline distT="0" distB="0" distL="0" distR="0" wp14:anchorId="0D8CA756" wp14:editId="67FC5725">
             <wp:extent cx="5000000" cy="3750000"/>
-            <wp:effectExtent t="0" r="0" b="0" l="0"/>
-            <wp:docPr id="1" name="" descr="" title=""/>
+            <wp:effectExtent l="0" t="0" r="0" b="0"/>
+            <wp:docPr id="1" name="Picture 1"/>
             <wp:cNvGraphicFramePr>
               <a:graphicFrameLocks xmlns:a="http://schemas.openxmlformats.org/drawingml/2006/main" noChangeAspect="1"/>
             </wp:cNvGraphicFramePr>
@@ -451,13 +582,13 @@
               <a:graphicData uri="http://schemas.openxmlformats.org/drawingml/2006/picture">
                 <pic:pic xmlns:pic="http://schemas.openxmlformats.org/drawingml/2006/picture">
                   <pic:nvPicPr>
-                    <pic:cNvPr id="0" name="" descr=""/>
+                    <pic:cNvPr id="0" name=""/>
                     <pic:cNvPicPr>
                       <a:picLocks noChangeAspect="1" noChangeArrowheads="1"/>
                     </pic:cNvPicPr>
                   </pic:nvPicPr>
                   <pic:blipFill>
-                    <a:blip r:embed="rId7" cstate="none"/>
+                    <a:blip r:embed="rId5"/>
                     <a:srcRect/>
                     <a:stretch>
                       <a:fillRect/>
@@ -481,15 +612,20 @@
     </w:p>
     <w:tbl>
       <w:tblPr>
-        <w:tblW w:type="dxa" w:w="9360"/>
+        <w:tblW w:w="9360" w:type="dxa"/>
         <w:tblBorders>
-          <w:top w:val="single" w:color="auto" w:sz="4"/>
-          <w:left w:val="single" w:color="auto" w:sz="4"/>
-          <w:bottom w:val="single" w:color="auto" w:sz="4"/>
-          <w:right w:val="single" w:color="auto" w:sz="4"/>
-          <w:insideH w:val="single" w:color="auto" w:sz="4"/>
-          <w:insideV w:val="single" w:color="auto" w:sz="4"/>
+          <w:top w:val="single" w:sz="4" w:space="0" w:color="auto"/>
+          <w:left w:val="single" w:sz="4" w:space="0" w:color="auto"/>
+          <w:bottom w:val="single" w:sz="4" w:space="0" w:color="auto"/>
+          <w:right w:val="single" w:sz="4" w:space="0" w:color="auto"/>
+          <w:insideH w:val="single" w:sz="4" w:space="0" w:color="auto"/>
+          <w:insideV w:val="single" w:sz="4" w:space="0" w:color="auto"/>
         </w:tblBorders>
+        <w:tblCellMar>
+          <w:left w:w="10" w:type="dxa"/>
+          <w:right w:w="10" w:type="dxa"/>
+        </w:tblCellMar>
+        <w:tblLook w:val="04A0" w:firstRow="1" w:lastRow="0" w:firstColumn="1" w:lastColumn="0" w:noHBand="0" w:noVBand="1"/>
       </w:tblPr>
       <w:tblGrid>
         <w:gridCol w:w="2340"/>
@@ -498,10 +634,16 @@
         <w:gridCol w:w="2340"/>
       </w:tblGrid>
       <w:tr>
-        <w:tc>
-          <w:tcPr>
-            <w:tcW w:type="dxa" w:w="2340"/>
-            <w:shd w:fill="1F3864" w:val="clear"/>
+        <w:tblPrEx>
+          <w:tblCellMar>
+            <w:top w:w="0" w:type="dxa"/>
+            <w:bottom w:w="0" w:type="dxa"/>
+          </w:tblCellMar>
+        </w:tblPrEx>
+        <w:tc>
+          <w:tcPr>
+            <w:tcW w:w="2340" w:type="dxa"/>
+            <w:shd w:val="clear" w:color="auto" w:fill="1F3864"/>
           </w:tcPr>
           <w:p>
             <w:r>
@@ -510,14 +652,14 @@
                 <w:bCs/>
                 <w:color w:val="FFFFFF"/>
               </w:rPr>
-              <w:t xml:space="preserve">Rider Type</w:t>
-            </w:r>
-          </w:p>
-        </w:tc>
-        <w:tc>
-          <w:tcPr>
-            <w:tcW w:type="dxa" w:w="2340"/>
-            <w:shd w:fill="1F3864" w:val="clear"/>
+              <w:t>Rider Type</w:t>
+            </w:r>
+          </w:p>
+        </w:tc>
+        <w:tc>
+          <w:tcPr>
+            <w:tcW w:w="2340" w:type="dxa"/>
+            <w:shd w:val="clear" w:color="auto" w:fill="1F3864"/>
           </w:tcPr>
           <w:p>
             <w:r>
@@ -526,14 +668,14 @@
                 <w:bCs/>
                 <w:color w:val="FFFFFF"/>
               </w:rPr>
-              <w:t xml:space="preserve">Avg. Length (min)</w:t>
-            </w:r>
-          </w:p>
-        </w:tc>
-        <w:tc>
-          <w:tcPr>
-            <w:tcW w:type="dxa" w:w="2340"/>
-            <w:shd w:fill="1F3864" w:val="clear"/>
+              <w:t>Avg. Length (min)</w:t>
+            </w:r>
+          </w:p>
+        </w:tc>
+        <w:tc>
+          <w:tcPr>
+            <w:tcW w:w="2340" w:type="dxa"/>
+            <w:shd w:val="clear" w:color="auto" w:fill="1F3864"/>
           </w:tcPr>
           <w:p>
             <w:r>
@@ -542,14 +684,14 @@
                 <w:bCs/>
                 <w:color w:val="FFFFFF"/>
               </w:rPr>
-              <w:t xml:space="preserve">Median Length (min)</w:t>
-            </w:r>
-          </w:p>
-        </w:tc>
-        <w:tc>
-          <w:tcPr>
-            <w:tcW w:type="dxa" w:w="2340"/>
-            <w:shd w:fill="1F3864" w:val="clear"/>
+              <w:t>Median Length (min)</w:t>
+            </w:r>
+          </w:p>
+        </w:tc>
+        <w:tc>
+          <w:tcPr>
+            <w:tcW w:w="2340" w:type="dxa"/>
+            <w:shd w:val="clear" w:color="auto" w:fill="1F3864"/>
           </w:tcPr>
           <w:p>
             <w:r>
@@ -558,91 +700,103 @@
                 <w:bCs/>
                 <w:color w:val="FFFFFF"/>
               </w:rPr>
-              <w:t xml:space="preserve">Total Rides</w:t>
+              <w:t>Total Rides</w:t>
             </w:r>
           </w:p>
         </w:tc>
       </w:tr>
       <w:tr>
-        <w:tc>
-          <w:tcPr>
-            <w:tcW w:type="dxa" w:w="2340"/>
-          </w:tcPr>
-          <w:p>
-            <w:r>
-              <w:t xml:space="preserve">Casual</w:t>
-            </w:r>
-          </w:p>
-        </w:tc>
-        <w:tc>
-          <w:tcPr>
-            <w:tcW w:type="dxa" w:w="2340"/>
-          </w:tcPr>
-          <w:p>
-            <w:r>
-              <w:t xml:space="preserve">21.24</w:t>
-            </w:r>
-          </w:p>
-        </w:tc>
-        <w:tc>
-          <w:tcPr>
-            <w:tcW w:type="dxa" w:w="2340"/>
-          </w:tcPr>
-          <w:p>
-            <w:r>
-              <w:t xml:space="preserve">11.0</w:t>
-            </w:r>
-          </w:p>
-        </w:tc>
-        <w:tc>
-          <w:tcPr>
-            <w:tcW w:type="dxa" w:w="2340"/>
-          </w:tcPr>
-          <w:p>
-            <w:r>
-              <w:t xml:space="preserve">2,151,032</w:t>
+        <w:tblPrEx>
+          <w:tblCellMar>
+            <w:top w:w="0" w:type="dxa"/>
+            <w:bottom w:w="0" w:type="dxa"/>
+          </w:tblCellMar>
+        </w:tblPrEx>
+        <w:tc>
+          <w:tcPr>
+            <w:tcW w:w="2340" w:type="dxa"/>
+          </w:tcPr>
+          <w:p>
+            <w:r>
+              <w:t>Casual</w:t>
+            </w:r>
+          </w:p>
+        </w:tc>
+        <w:tc>
+          <w:tcPr>
+            <w:tcW w:w="2340" w:type="dxa"/>
+          </w:tcPr>
+          <w:p>
+            <w:r>
+              <w:t>21.24</w:t>
+            </w:r>
+          </w:p>
+        </w:tc>
+        <w:tc>
+          <w:tcPr>
+            <w:tcW w:w="2340" w:type="dxa"/>
+          </w:tcPr>
+          <w:p>
+            <w:r>
+              <w:t>11.0</w:t>
+            </w:r>
+          </w:p>
+        </w:tc>
+        <w:tc>
+          <w:tcPr>
+            <w:tcW w:w="2340" w:type="dxa"/>
+          </w:tcPr>
+          <w:p>
+            <w:r>
+              <w:t>2,151,032</w:t>
             </w:r>
           </w:p>
         </w:tc>
       </w:tr>
       <w:tr>
-        <w:tc>
-          <w:tcPr>
-            <w:tcW w:type="dxa" w:w="2340"/>
-          </w:tcPr>
-          <w:p>
-            <w:r>
-              <w:t xml:space="preserve">Member</w:t>
-            </w:r>
-          </w:p>
-        </w:tc>
-        <w:tc>
-          <w:tcPr>
-            <w:tcW w:type="dxa" w:w="2340"/>
-          </w:tcPr>
-          <w:p>
-            <w:r>
-              <w:t xml:space="preserve">12.39</w:t>
-            </w:r>
-          </w:p>
-        </w:tc>
-        <w:tc>
-          <w:tcPr>
-            <w:tcW w:type="dxa" w:w="2340"/>
-          </w:tcPr>
-          <w:p>
-            <w:r>
-              <w:t xml:space="preserve">9.0</w:t>
-            </w:r>
-          </w:p>
-        </w:tc>
-        <w:tc>
-          <w:tcPr>
-            <w:tcW w:type="dxa" w:w="2340"/>
-          </w:tcPr>
-          <w:p>
-            <w:r>
-              <w:t xml:space="preserve">3,886,872</w:t>
+        <w:tblPrEx>
+          <w:tblCellMar>
+            <w:top w:w="0" w:type="dxa"/>
+            <w:bottom w:w="0" w:type="dxa"/>
+          </w:tblCellMar>
+        </w:tblPrEx>
+        <w:tc>
+          <w:tcPr>
+            <w:tcW w:w="2340" w:type="dxa"/>
+          </w:tcPr>
+          <w:p>
+            <w:r>
+              <w:t>Member</w:t>
+            </w:r>
+          </w:p>
+        </w:tc>
+        <w:tc>
+          <w:tcPr>
+            <w:tcW w:w="2340" w:type="dxa"/>
+          </w:tcPr>
+          <w:p>
+            <w:r>
+              <w:t>12.39</w:t>
+            </w:r>
+          </w:p>
+        </w:tc>
+        <w:tc>
+          <w:tcPr>
+            <w:tcW w:w="2340" w:type="dxa"/>
+          </w:tcPr>
+          <w:p>
+            <w:r>
+              <w:t>9.0</w:t>
+            </w:r>
+          </w:p>
+        </w:tc>
+        <w:tc>
+          <w:tcPr>
+            <w:tcW w:w="2340" w:type="dxa"/>
+          </w:tcPr>
+          <w:p>
+            <w:r>
+              <w:t>3,886,872</w:t>
             </w:r>
           </w:p>
         </w:tc>
@@ -652,25 +806,22 @@
       <w:pPr>
         <w:spacing w:after="160"/>
       </w:pPr>
-      <w:r>
-        <w:t xml:space="preserve"/>
-      </w:r>
     </w:p>
     <w:p>
       <w:pPr>
         <w:spacing w:after="160"/>
       </w:pPr>
       <w:r>
-        <w:t xml:space="preserve">Casual riders take trips that are, on average, 71% longer than members. The gap between the average and median for casual riders (21.2 vs. 11.0 minutes) indicates a subset of very long leisure rides pulling up the average — consistent with recreational use rather than point-to-point travel.</w:t>
+        <w:t>Casual riders take trips that are, on average, 71% longer than members. The gap between the average and median for casual riders (21.2 vs. 11.0 minutes) indicates a subset of very long leisure rides pulling up the average — consistent with recreational use rather than point-to-point travel.</w:t>
       </w:r>
     </w:p>
     <w:p>
       <w:pPr>
         <w:pStyle w:val="Heading2"/>
-        <w:spacing w:after="120" w:before="250"/>
-      </w:pPr>
-      <w:r>
-        <w:t xml:space="preserve">4.2 Day of Week</w:t>
+        <w:spacing w:before="250" w:after="120"/>
+      </w:pPr>
+      <w:r>
+        <w:t>4.2 Day of Week</w:t>
       </w:r>
     </w:p>
     <w:p>
@@ -679,11 +830,15 @@
         <w:jc w:val="center"/>
       </w:pPr>
       <w:r>
+        <w:rPr>
+          <w:noProof/>
+        </w:rPr>
+        <w:lastRenderedPageBreak/>
         <w:drawing>
-          <wp:inline distT="0" distB="0" distL="0" distR="0">
+          <wp:inline distT="0" distB="0" distL="0" distR="0" wp14:anchorId="56A81C87" wp14:editId="0A5B4B13">
             <wp:extent cx="5800000" cy="3262500"/>
-            <wp:effectExtent t="0" r="0" b="0" l="0"/>
-            <wp:docPr id="1" name="" descr="" title=""/>
+            <wp:effectExtent l="0" t="0" r="0" b="0"/>
+            <wp:docPr id="585156178" name="Picture 585156178"/>
             <wp:cNvGraphicFramePr>
               <a:graphicFrameLocks xmlns:a="http://schemas.openxmlformats.org/drawingml/2006/main" noChangeAspect="1"/>
             </wp:cNvGraphicFramePr>
@@ -691,13 +846,13 @@
               <a:graphicData uri="http://schemas.openxmlformats.org/drawingml/2006/picture">
                 <pic:pic xmlns:pic="http://schemas.openxmlformats.org/drawingml/2006/picture">
                   <pic:nvPicPr>
-                    <pic:cNvPr id="0" name="" descr=""/>
+                    <pic:cNvPr id="0" name=""/>
                     <pic:cNvPicPr>
                       <a:picLocks noChangeAspect="1" noChangeArrowheads="1"/>
                     </pic:cNvPicPr>
                   </pic:nvPicPr>
                   <pic:blipFill>
-                    <a:blip r:embed="rId8" cstate="none"/>
+                    <a:blip r:embed="rId6"/>
                     <a:srcRect/>
                     <a:stretch>
                       <a:fillRect/>
@@ -724,16 +879,16 @@
         <w:spacing w:after="160"/>
       </w:pPr>
       <w:r>
-        <w:t xml:space="preserve">Member ridership is high and stable Monday through Friday (581K–623K rides/day) and drops off on weekends — a clear commuting pattern. Casual ridership is the mirror image: relatively flat and low on weekdays, then spikes sharply on Saturday (457,395 rides) and Sunday (357,284 rides). Casual rides are also longest on weekends (23.9 and 24.9 minutes), reinforcing a leisure-trip pattern.</w:t>
+        <w:t>Member ridership is high and stable Monday through Friday (581K–623K rides/day) and drops off on weekends — a clear commuting pattern. Casual ridership is the mirror image: relatively flat and low on weekdays, then spikes sharply on Saturday (457,395 rides) and Sunday (357,284 rides). Casual rides are also longest on weekends (23.9 and 24.9 minutes), reinforcing a leisure-trip pattern.</w:t>
       </w:r>
     </w:p>
     <w:p>
       <w:pPr>
         <w:pStyle w:val="Heading2"/>
-        <w:spacing w:after="120" w:before="250"/>
-      </w:pPr>
-      <w:r>
-        <w:t xml:space="preserve">4.3 Seasonality</w:t>
+        <w:spacing w:before="250" w:after="120"/>
+      </w:pPr>
+      <w:r>
+        <w:t>4.3 Seasonality</w:t>
       </w:r>
     </w:p>
     <w:p>
@@ -742,11 +897,14 @@
         <w:jc w:val="center"/>
       </w:pPr>
       <w:r>
+        <w:rPr>
+          <w:noProof/>
+        </w:rPr>
         <w:drawing>
-          <wp:inline distT="0" distB="0" distL="0" distR="0">
+          <wp:inline distT="0" distB="0" distL="0" distR="0" wp14:anchorId="6B5BDE2F" wp14:editId="3E679973">
             <wp:extent cx="6100000" cy="3230000"/>
-            <wp:effectExtent t="0" r="0" b="0" l="0"/>
-            <wp:docPr id="1" name="" descr="" title=""/>
+            <wp:effectExtent l="0" t="0" r="0" b="0"/>
+            <wp:docPr id="139413768" name="Picture 139413768"/>
             <wp:cNvGraphicFramePr>
               <a:graphicFrameLocks xmlns:a="http://schemas.openxmlformats.org/drawingml/2006/main" noChangeAspect="1"/>
             </wp:cNvGraphicFramePr>
@@ -754,13 +912,13 @@
               <a:graphicData uri="http://schemas.openxmlformats.org/drawingml/2006/picture">
                 <pic:pic xmlns:pic="http://schemas.openxmlformats.org/drawingml/2006/picture">
                   <pic:nvPicPr>
-                    <pic:cNvPr id="0" name="" descr=""/>
+                    <pic:cNvPr id="0" name=""/>
                     <pic:cNvPicPr>
                       <a:picLocks noChangeAspect="1" noChangeArrowheads="1"/>
                     </pic:cNvPicPr>
                   </pic:nvPicPr>
                   <pic:blipFill>
-                    <a:blip r:embed="rId9" cstate="none"/>
+                    <a:blip r:embed="rId7"/>
                     <a:srcRect/>
                     <a:stretch>
                       <a:fillRect/>
@@ -787,29 +945,40 @@
         <w:spacing w:after="160"/>
       </w:pPr>
       <w:r>
-        <w:t xml:space="preserve">Both rider types ride more in warmer months, but casual ridership is dramatically more seasonal. Casual rides swing from a low of 24,740 in January to a peak of 357,769 in July — a nearly 14x difference. Member ridership varies far less across the year (a 4.5x difference between its January low and July peak), staying meaningfully active even in winter. This suggests casual riders use Cyclistic primarily as a warm-weather recreational activity, while members rely on it as year-round transportation.</w:t>
+        <w:t xml:space="preserve">Both rider types ride more in warmer months, but casual ridership is dramatically more seasonal. Casual rides swing from a low of 24,740 in January to a peak of 357,769 in July — a nearly 14x difference. Member ridership varies far less across the year (a 4.5x difference between its January low and July peak), staying meaningfully active even in winter. This suggests casual riders use </w:t>
+      </w:r>
+      <w:proofErr w:type="spellStart"/>
+      <w:r>
+        <w:t>Cyclistic</w:t>
+      </w:r>
+      <w:proofErr w:type="spellEnd"/>
+      <w:r>
+        <w:t xml:space="preserve"> primarily as a warm-weather recreational activity, while members rely on it as year-round transportation.</w:t>
       </w:r>
     </w:p>
     <w:p>
       <w:pPr>
         <w:pStyle w:val="Heading2"/>
-        <w:spacing w:after="120" w:before="250"/>
-      </w:pPr>
-      <w:r>
-        <w:t xml:space="preserve">4.4 Station Usage</w:t>
-      </w:r>
-    </w:p>
-    <w:p>
-      <w:pPr>
-        <w:spacing w:after="200"/>
-        <w:jc w:val="center"/>
-      </w:pPr>
-      <w:r>
+        <w:spacing w:before="250" w:after="120"/>
+      </w:pPr>
+      <w:r>
+        <w:rPr>
+          <w:noProof/>
+        </w:rPr>
+        <w:lastRenderedPageBreak/>
         <w:drawing>
-          <wp:inline distT="0" distB="0" distL="0" distR="0">
-            <wp:extent cx="6100000" cy="2772000"/>
-            <wp:effectExtent t="0" r="0" b="0" l="0"/>
-            <wp:docPr id="1" name="" descr="" title=""/>
+          <wp:anchor distT="0" distB="0" distL="114300" distR="114300" simplePos="0" relativeHeight="251658240" behindDoc="0" locked="0" layoutInCell="1" allowOverlap="1" wp14:anchorId="2776ABAB" wp14:editId="034D1166">
+            <wp:simplePos x="0" y="0"/>
+            <wp:positionH relativeFrom="page">
+              <wp:align>left</wp:align>
+            </wp:positionH>
+            <wp:positionV relativeFrom="margin">
+              <wp:posOffset>239395</wp:posOffset>
+            </wp:positionV>
+            <wp:extent cx="7784465" cy="3537585"/>
+            <wp:effectExtent l="0" t="0" r="6985" b="5715"/>
+            <wp:wrapSquare wrapText="bothSides"/>
+            <wp:docPr id="1218180571" name="Picture 1218180571"/>
             <wp:cNvGraphicFramePr>
               <a:graphicFrameLocks xmlns:a="http://schemas.openxmlformats.org/drawingml/2006/main" noChangeAspect="1"/>
             </wp:cNvGraphicFramePr>
@@ -817,13 +986,19 @@
               <a:graphicData uri="http://schemas.openxmlformats.org/drawingml/2006/picture">
                 <pic:pic xmlns:pic="http://schemas.openxmlformats.org/drawingml/2006/picture">
                   <pic:nvPicPr>
-                    <pic:cNvPr id="0" name="" descr=""/>
+                    <pic:cNvPr id="0" name=""/>
                     <pic:cNvPicPr>
                       <a:picLocks noChangeAspect="1" noChangeArrowheads="1"/>
                     </pic:cNvPicPr>
                   </pic:nvPicPr>
                   <pic:blipFill>
-                    <a:blip r:embed="rId10" cstate="none"/>
+                    <a:blip r:embed="rId8" cstate="print">
+                      <a:extLst>
+                        <a:ext uri="{28A0092B-C50C-407E-A947-70E740481C1C}">
+                          <a14:useLocalDpi xmlns:a14="http://schemas.microsoft.com/office/drawing/2010/main" val="0"/>
+                        </a:ext>
+                      </a:extLst>
+                    </a:blip>
                     <a:srcRect/>
                     <a:stretch>
                       <a:fillRect/>
@@ -832,7 +1007,7 @@
                   <pic:spPr bwMode="auto">
                     <a:xfrm>
                       <a:off x="0" y="0"/>
-                      <a:ext cx="6100000" cy="2772000"/>
+                      <a:ext cx="7784465" cy="3537585"/>
                     </a:xfrm>
                     <a:prstGeom prst="rect">
                       <a:avLst/>
@@ -841,25 +1016,17 @@
                 </pic:pic>
               </a:graphicData>
             </a:graphic>
-          </wp:inline>
+            <wp14:sizeRelH relativeFrom="margin">
+              <wp14:pctWidth>0</wp14:pctWidth>
+            </wp14:sizeRelH>
+            <wp14:sizeRelV relativeFrom="margin">
+              <wp14:pctHeight>0</wp14:pctHeight>
+            </wp14:sizeRelV>
+          </wp:anchor>
         </w:drawing>
       </w:r>
-    </w:p>
-    <w:p>
-      <w:pPr>
-        <w:spacing w:after="160"/>
-      </w:pPr>
-      <w:r>
-        <w:t xml:space="preserve">The single clearest geographic signal in the data: members' top stations sit in Chicago's downtown business district (Canal St &amp; Madison St, Clinton St &amp; Jackson Blvd, etc.) — consistent with commuting to and from work. Casual riders' top stations cluster almost entirely along the lakefront and around tourist landmarks: Navy Pier alone accounts for 54,838 rides, more than the next two stations combined, followed by the DuSable Lake Shore Dr corridor, Michigan Ave, Millennium Park, and Shedd Aquarium.</w:t>
-      </w:r>
-    </w:p>
-    <w:p>
-      <w:pPr>
-        <w:pStyle w:val="Heading2"/>
-        <w:spacing w:after="120" w:before="250"/>
-      </w:pPr>
-      <w:r>
-        <w:t xml:space="preserve">4.5 Bike Type</w:t>
+      <w:r>
+        <w:t>4.4 Station Usage</w:t>
       </w:r>
     </w:p>
     <w:p>
@@ -867,12 +1034,38 @@
         <w:spacing w:after="200"/>
         <w:jc w:val="center"/>
       </w:pPr>
-      <w:r>
+    </w:p>
+    <w:p>
+      <w:pPr>
+        <w:spacing w:after="160"/>
+      </w:pPr>
+      <w:r>
+        <w:t>The single clearest geographic signal in the data: members' top stations sit in Chicago's downtown business district (Canal St &amp; Madison St, Clinton St &amp; Jackson Blvd, etc.) — consistent with commuting to and from work. Casual riders' top stations cluster almost entirely along the lakefront and around tourist landmarks: Navy Pier alone accounts for 54,838 rides, more than the next two stations combined, followed by the DuSable Lake Shore Dr corridor, Michigan Ave, Millennium Park, and Shedd Aquarium.</w:t>
+      </w:r>
+    </w:p>
+    <w:p>
+      <w:pPr>
+        <w:pStyle w:val="Heading2"/>
+        <w:spacing w:before="250" w:after="120"/>
+      </w:pPr>
+      <w:r>
+        <w:t>4.5 Bike Type</w:t>
+      </w:r>
+    </w:p>
+    <w:p>
+      <w:pPr>
+        <w:spacing w:after="200"/>
+        <w:jc w:val="center"/>
+      </w:pPr>
+      <w:r>
+        <w:rPr>
+          <w:noProof/>
+        </w:rPr>
         <w:drawing>
-          <wp:inline distT="0" distB="0" distL="0" distR="0">
+          <wp:inline distT="0" distB="0" distL="0" distR="0" wp14:anchorId="57B2F366" wp14:editId="07306387">
             <wp:extent cx="5000000" cy="2812500"/>
-            <wp:effectExtent t="0" r="0" b="0" l="0"/>
-            <wp:docPr id="1" name="" descr="" title=""/>
+            <wp:effectExtent l="0" t="0" r="0" b="0"/>
+            <wp:docPr id="818882554" name="Picture 818882554"/>
             <wp:cNvGraphicFramePr>
               <a:graphicFrameLocks xmlns:a="http://schemas.openxmlformats.org/drawingml/2006/main" noChangeAspect="1"/>
             </wp:cNvGraphicFramePr>
@@ -880,13 +1073,13 @@
               <a:graphicData uri="http://schemas.openxmlformats.org/drawingml/2006/picture">
                 <pic:pic xmlns:pic="http://schemas.openxmlformats.org/drawingml/2006/picture">
                   <pic:nvPicPr>
-                    <pic:cNvPr id="0" name="" descr=""/>
+                    <pic:cNvPr id="0" name=""/>
                     <pic:cNvPicPr>
                       <a:picLocks noChangeAspect="1" noChangeArrowheads="1"/>
                     </pic:cNvPicPr>
                   </pic:nvPicPr>
                   <pic:blipFill>
-                    <a:blip r:embed="rId11" cstate="none"/>
+                    <a:blip r:embed="rId9"/>
                     <a:srcRect/>
                     <a:stretch>
                       <a:fillRect/>
@@ -913,29 +1106,35 @@
         <w:spacing w:after="160"/>
       </w:pPr>
       <w:r>
-        <w:t xml:space="preserve">Both groups prefer electric bikes over classic bikes at a similar ratio (roughly 7:3), so bike type preference does not meaningfully distinguish the two groups — unlike the other four factors above.</w:t>
+        <w:t>Both groups prefer electric bikes over classic bikes at a similar ratio (roughly 7:3), so bike type preference does not meaningfully distinguish the two groups — unlike the other four factors above.</w:t>
       </w:r>
     </w:p>
     <w:p>
       <w:pPr>
         <w:pStyle w:val="Heading1"/>
-        <w:spacing w:after="150" w:before="300"/>
-      </w:pPr>
-      <w:r>
-        <w:t xml:space="preserve">5. Share — Key Findings Summary</w:t>
+        <w:spacing w:before="300" w:after="150"/>
+      </w:pPr>
+      <w:r>
+        <w:lastRenderedPageBreak/>
+        <w:t>5. Share — Key Findings Summary</w:t>
       </w:r>
     </w:p>
     <w:tbl>
       <w:tblPr>
-        <w:tblW w:type="dxa" w:w="9360"/>
+        <w:tblW w:w="9360" w:type="dxa"/>
         <w:tblBorders>
-          <w:top w:val="single" w:color="auto" w:sz="4"/>
-          <w:left w:val="single" w:color="auto" w:sz="4"/>
-          <w:bottom w:val="single" w:color="auto" w:sz="4"/>
-          <w:right w:val="single" w:color="auto" w:sz="4"/>
-          <w:insideH w:val="single" w:color="auto" w:sz="4"/>
-          <w:insideV w:val="single" w:color="auto" w:sz="4"/>
+          <w:top w:val="single" w:sz="4" w:space="0" w:color="auto"/>
+          <w:left w:val="single" w:sz="4" w:space="0" w:color="auto"/>
+          <w:bottom w:val="single" w:sz="4" w:space="0" w:color="auto"/>
+          <w:right w:val="single" w:sz="4" w:space="0" w:color="auto"/>
+          <w:insideH w:val="single" w:sz="4" w:space="0" w:color="auto"/>
+          <w:insideV w:val="single" w:sz="4" w:space="0" w:color="auto"/>
         </w:tblBorders>
+        <w:tblCellMar>
+          <w:left w:w="10" w:type="dxa"/>
+          <w:right w:w="10" w:type="dxa"/>
+        </w:tblCellMar>
+        <w:tblLook w:val="04A0" w:firstRow="1" w:lastRow="0" w:firstColumn="1" w:lastColumn="0" w:noHBand="0" w:noVBand="1"/>
       </w:tblPr>
       <w:tblGrid>
         <w:gridCol w:w="3120"/>
@@ -943,10 +1142,16 @@
         <w:gridCol w:w="3120"/>
       </w:tblGrid>
       <w:tr>
-        <w:tc>
-          <w:tcPr>
-            <w:tcW w:type="dxa" w:w="3120"/>
-            <w:shd w:fill="1F3864" w:val="clear"/>
+        <w:tblPrEx>
+          <w:tblCellMar>
+            <w:top w:w="0" w:type="dxa"/>
+            <w:bottom w:w="0" w:type="dxa"/>
+          </w:tblCellMar>
+        </w:tblPrEx>
+        <w:tc>
+          <w:tcPr>
+            <w:tcW w:w="3120" w:type="dxa"/>
+            <w:shd w:val="clear" w:color="auto" w:fill="1F3864"/>
           </w:tcPr>
           <w:p>
             <w:r>
@@ -955,14 +1160,14 @@
                 <w:bCs/>
                 <w:color w:val="FFFFFF"/>
               </w:rPr>
-              <w:t xml:space="preserve">Dimension</w:t>
-            </w:r>
-          </w:p>
-        </w:tc>
-        <w:tc>
-          <w:tcPr>
-            <w:tcW w:type="dxa" w:w="3120"/>
-            <w:shd w:fill="1F3864" w:val="clear"/>
+              <w:t>Dimension</w:t>
+            </w:r>
+          </w:p>
+        </w:tc>
+        <w:tc>
+          <w:tcPr>
+            <w:tcW w:w="3120" w:type="dxa"/>
+            <w:shd w:val="clear" w:color="auto" w:fill="1F3864"/>
           </w:tcPr>
           <w:p>
             <w:r>
@@ -971,14 +1176,14 @@
                 <w:bCs/>
                 <w:color w:val="FFFFFF"/>
               </w:rPr>
-              <w:t xml:space="preserve">Annual Members</w:t>
-            </w:r>
-          </w:p>
-        </w:tc>
-        <w:tc>
-          <w:tcPr>
-            <w:tcW w:type="dxa" w:w="3120"/>
-            <w:shd w:fill="1F3864" w:val="clear"/>
+              <w:t>Annual Members</w:t>
+            </w:r>
+          </w:p>
+        </w:tc>
+        <w:tc>
+          <w:tcPr>
+            <w:tcW w:w="3120" w:type="dxa"/>
+            <w:shd w:val="clear" w:color="auto" w:fill="1F3864"/>
           </w:tcPr>
           <w:p>
             <w:r>
@@ -987,167 +1192,197 @@
                 <w:bCs/>
                 <w:color w:val="FFFFFF"/>
               </w:rPr>
-              <w:t xml:space="preserve">Casual Riders</w:t>
+              <w:t>Casual Riders</w:t>
             </w:r>
           </w:p>
         </w:tc>
       </w:tr>
       <w:tr>
-        <w:tc>
-          <w:tcPr>
-            <w:tcW w:type="dxa" w:w="3120"/>
-          </w:tcPr>
-          <w:p>
-            <w:r>
-              <w:t xml:space="preserve">Ride length</w:t>
-            </w:r>
-          </w:p>
-        </w:tc>
-        <w:tc>
-          <w:tcPr>
-            <w:tcW w:type="dxa" w:w="3120"/>
-          </w:tcPr>
-          <w:p>
-            <w:r>
-              <w:t xml:space="preserve">Short (avg. 12.4 min)</w:t>
-            </w:r>
-          </w:p>
-        </w:tc>
-        <w:tc>
-          <w:tcPr>
-            <w:tcW w:type="dxa" w:w="3120"/>
-          </w:tcPr>
-          <w:p>
-            <w:r>
-              <w:t xml:space="preserve">Long (avg. 21.2 min)</w:t>
+        <w:tblPrEx>
+          <w:tblCellMar>
+            <w:top w:w="0" w:type="dxa"/>
+            <w:bottom w:w="0" w:type="dxa"/>
+          </w:tblCellMar>
+        </w:tblPrEx>
+        <w:tc>
+          <w:tcPr>
+            <w:tcW w:w="3120" w:type="dxa"/>
+          </w:tcPr>
+          <w:p>
+            <w:r>
+              <w:t>Ride length</w:t>
+            </w:r>
+          </w:p>
+        </w:tc>
+        <w:tc>
+          <w:tcPr>
+            <w:tcW w:w="3120" w:type="dxa"/>
+          </w:tcPr>
+          <w:p>
+            <w:r>
+              <w:t>Short (avg. 12.4 min)</w:t>
+            </w:r>
+          </w:p>
+        </w:tc>
+        <w:tc>
+          <w:tcPr>
+            <w:tcW w:w="3120" w:type="dxa"/>
+          </w:tcPr>
+          <w:p>
+            <w:r>
+              <w:t>Long (avg. 21.2 min)</w:t>
             </w:r>
           </w:p>
         </w:tc>
       </w:tr>
       <w:tr>
-        <w:tc>
-          <w:tcPr>
-            <w:tcW w:type="dxa" w:w="3120"/>
-          </w:tcPr>
-          <w:p>
-            <w:r>
-              <w:t xml:space="preserve">Day-of-week pattern</w:t>
-            </w:r>
-          </w:p>
-        </w:tc>
-        <w:tc>
-          <w:tcPr>
-            <w:tcW w:type="dxa" w:w="3120"/>
-          </w:tcPr>
-          <w:p>
-            <w:r>
-              <w:t xml:space="preserve">Weekday-heavy, flat (commuting)</w:t>
-            </w:r>
-          </w:p>
-        </w:tc>
-        <w:tc>
-          <w:tcPr>
-            <w:tcW w:type="dxa" w:w="3120"/>
-          </w:tcPr>
-          <w:p>
-            <w:r>
-              <w:t xml:space="preserve">Weekend-heavy, spikes Sat/Sun (leisure)</w:t>
+        <w:tblPrEx>
+          <w:tblCellMar>
+            <w:top w:w="0" w:type="dxa"/>
+            <w:bottom w:w="0" w:type="dxa"/>
+          </w:tblCellMar>
+        </w:tblPrEx>
+        <w:tc>
+          <w:tcPr>
+            <w:tcW w:w="3120" w:type="dxa"/>
+          </w:tcPr>
+          <w:p>
+            <w:r>
+              <w:t>Day-of-week pattern</w:t>
+            </w:r>
+          </w:p>
+        </w:tc>
+        <w:tc>
+          <w:tcPr>
+            <w:tcW w:w="3120" w:type="dxa"/>
+          </w:tcPr>
+          <w:p>
+            <w:r>
+              <w:t>Weekday-heavy, flat (commuting)</w:t>
+            </w:r>
+          </w:p>
+        </w:tc>
+        <w:tc>
+          <w:tcPr>
+            <w:tcW w:w="3120" w:type="dxa"/>
+          </w:tcPr>
+          <w:p>
+            <w:r>
+              <w:t>Weekend-heavy, spikes Sat/Sun (leisure)</w:t>
             </w:r>
           </w:p>
         </w:tc>
       </w:tr>
       <w:tr>
-        <w:tc>
-          <w:tcPr>
-            <w:tcW w:type="dxa" w:w="3120"/>
-          </w:tcPr>
-          <w:p>
-            <w:r>
-              <w:t xml:space="preserve">Seasonality</w:t>
-            </w:r>
-          </w:p>
-        </w:tc>
-        <w:tc>
-          <w:tcPr>
-            <w:tcW w:type="dxa" w:w="3120"/>
-          </w:tcPr>
-          <w:p>
-            <w:r>
-              <w:t xml:space="preserve">Relatively stable year-round</w:t>
-            </w:r>
-          </w:p>
-        </w:tc>
-        <w:tc>
-          <w:tcPr>
-            <w:tcW w:type="dxa" w:w="3120"/>
-          </w:tcPr>
-          <w:p>
-            <w:r>
-              <w:t xml:space="preserve">Extreme summer spike, near-zero in winter</w:t>
+        <w:tblPrEx>
+          <w:tblCellMar>
+            <w:top w:w="0" w:type="dxa"/>
+            <w:bottom w:w="0" w:type="dxa"/>
+          </w:tblCellMar>
+        </w:tblPrEx>
+        <w:tc>
+          <w:tcPr>
+            <w:tcW w:w="3120" w:type="dxa"/>
+          </w:tcPr>
+          <w:p>
+            <w:r>
+              <w:t>Seasonality</w:t>
+            </w:r>
+          </w:p>
+        </w:tc>
+        <w:tc>
+          <w:tcPr>
+            <w:tcW w:w="3120" w:type="dxa"/>
+          </w:tcPr>
+          <w:p>
+            <w:r>
+              <w:t>Relatively stable year-round</w:t>
+            </w:r>
+          </w:p>
+        </w:tc>
+        <w:tc>
+          <w:tcPr>
+            <w:tcW w:w="3120" w:type="dxa"/>
+          </w:tcPr>
+          <w:p>
+            <w:r>
+              <w:t>Extreme summer spike, near-zero in winter</w:t>
             </w:r>
           </w:p>
         </w:tc>
       </w:tr>
       <w:tr>
-        <w:tc>
-          <w:tcPr>
-            <w:tcW w:type="dxa" w:w="3120"/>
-          </w:tcPr>
-          <w:p>
-            <w:r>
-              <w:t xml:space="preserve">Top locations</w:t>
-            </w:r>
-          </w:p>
-        </w:tc>
-        <w:tc>
-          <w:tcPr>
-            <w:tcW w:type="dxa" w:w="3120"/>
-          </w:tcPr>
-          <w:p>
-            <w:r>
-              <w:t xml:space="preserve">Downtown business district</w:t>
-            </w:r>
-          </w:p>
-        </w:tc>
-        <w:tc>
-          <w:tcPr>
-            <w:tcW w:type="dxa" w:w="3120"/>
-          </w:tcPr>
-          <w:p>
-            <w:r>
-              <w:t xml:space="preserve">Lakefront &amp; tourist landmarks</w:t>
+        <w:tblPrEx>
+          <w:tblCellMar>
+            <w:top w:w="0" w:type="dxa"/>
+            <w:bottom w:w="0" w:type="dxa"/>
+          </w:tblCellMar>
+        </w:tblPrEx>
+        <w:tc>
+          <w:tcPr>
+            <w:tcW w:w="3120" w:type="dxa"/>
+          </w:tcPr>
+          <w:p>
+            <w:r>
+              <w:t>Top locations</w:t>
+            </w:r>
+          </w:p>
+        </w:tc>
+        <w:tc>
+          <w:tcPr>
+            <w:tcW w:w="3120" w:type="dxa"/>
+          </w:tcPr>
+          <w:p>
+            <w:r>
+              <w:t>Downtown business district</w:t>
+            </w:r>
+          </w:p>
+        </w:tc>
+        <w:tc>
+          <w:tcPr>
+            <w:tcW w:w="3120" w:type="dxa"/>
+          </w:tcPr>
+          <w:p>
+            <w:r>
+              <w:t>Lakefront &amp; tourist landmarks</w:t>
             </w:r>
           </w:p>
         </w:tc>
       </w:tr>
       <w:tr>
-        <w:tc>
-          <w:tcPr>
-            <w:tcW w:type="dxa" w:w="3120"/>
-          </w:tcPr>
-          <w:p>
-            <w:r>
-              <w:t xml:space="preserve">Bike type</w:t>
-            </w:r>
-          </w:p>
-        </w:tc>
-        <w:tc>
-          <w:tcPr>
-            <w:tcW w:type="dxa" w:w="3120"/>
-          </w:tcPr>
-          <w:p>
-            <w:r>
-              <w:t xml:space="preserve">Slight electric-bike preference</w:t>
-            </w:r>
-          </w:p>
-        </w:tc>
-        <w:tc>
-          <w:tcPr>
-            <w:tcW w:type="dxa" w:w="3120"/>
-          </w:tcPr>
-          <w:p>
-            <w:r>
-              <w:t xml:space="preserve">Slight electric-bike preference</w:t>
+        <w:tblPrEx>
+          <w:tblCellMar>
+            <w:top w:w="0" w:type="dxa"/>
+            <w:bottom w:w="0" w:type="dxa"/>
+          </w:tblCellMar>
+        </w:tblPrEx>
+        <w:tc>
+          <w:tcPr>
+            <w:tcW w:w="3120" w:type="dxa"/>
+          </w:tcPr>
+          <w:p>
+            <w:r>
+              <w:t>Bike type</w:t>
+            </w:r>
+          </w:p>
+        </w:tc>
+        <w:tc>
+          <w:tcPr>
+            <w:tcW w:w="3120" w:type="dxa"/>
+          </w:tcPr>
+          <w:p>
+            <w:r>
+              <w:t>Slight electric-bike preference</w:t>
+            </w:r>
+          </w:p>
+        </w:tc>
+        <w:tc>
+          <w:tcPr>
+            <w:tcW w:w="3120" w:type="dxa"/>
+          </w:tcPr>
+          <w:p>
+            <w:r>
+              <w:t>Slight electric-bike preference</w:t>
             </w:r>
           </w:p>
         </w:tc>
@@ -1157,9 +1392,6 @@
       <w:pPr>
         <w:spacing w:after="160"/>
       </w:pPr>
-      <w:r>
-        <w:t xml:space="preserve"/>
-      </w:r>
     </w:p>
     <w:p>
       <w:pPr>
@@ -1170,16 +1402,48 @@
           <w:b/>
           <w:bCs/>
         </w:rPr>
-        <w:t xml:space="preserve">Together, these four independent signals tell one consistent story: annual members use Cyclistic as reliable, everyday transportation — primarily for weekday commuting in the downtown core. Casual riders use Cyclistic recreationally — for longer, weekend, warm-weather trips concentrated around the city's lakefront and tourist attractions.</w:t>
+        <w:t xml:space="preserve">Together, these four independent signals tell one consistent story: annual members use </w:t>
+      </w:r>
+      <w:proofErr w:type="spellStart"/>
+      <w:r>
+        <w:rPr>
+          <w:b/>
+          <w:bCs/>
+        </w:rPr>
+        <w:t>Cyclistic</w:t>
+      </w:r>
+      <w:proofErr w:type="spellEnd"/>
+      <w:r>
+        <w:rPr>
+          <w:b/>
+          <w:bCs/>
+        </w:rPr>
+        <w:t xml:space="preserve"> as reliable, everyday transportation — primarily for weekday commuting in the downtown core. Casual riders use </w:t>
+      </w:r>
+      <w:proofErr w:type="spellStart"/>
+      <w:r>
+        <w:rPr>
+          <w:b/>
+          <w:bCs/>
+        </w:rPr>
+        <w:t>Cyclistic</w:t>
+      </w:r>
+      <w:proofErr w:type="spellEnd"/>
+      <w:r>
+        <w:rPr>
+          <w:b/>
+          <w:bCs/>
+        </w:rPr>
+        <w:t xml:space="preserve"> recreationally — for longer, weekend, warm-weather trips concentrated around the city's lakefront and tourist attractions.</w:t>
       </w:r>
     </w:p>
     <w:p>
       <w:pPr>
         <w:pStyle w:val="Heading1"/>
-        <w:spacing w:after="150" w:before="300"/>
-      </w:pPr>
-      <w:r>
-        <w:t xml:space="preserve">6. Act — Recommendations</w:t>
+        <w:spacing w:before="300" w:after="150"/>
+      </w:pPr>
+      <w:r>
+        <w:t>6. Act — Recommendations</w:t>
       </w:r>
     </w:p>
     <w:p>
@@ -1187,16 +1451,16 @@
         <w:spacing w:after="160"/>
       </w:pPr>
       <w:r>
-        <w:t xml:space="preserve">Based on these findings, the following three recommendations are proposed to convert casual riders into annual members:</w:t>
+        <w:t>Based on these findings, the following three recommendations are proposed to convert casual riders into annual members:</w:t>
       </w:r>
     </w:p>
     <w:p>
       <w:pPr>
         <w:pStyle w:val="Heading2"/>
-        <w:spacing w:after="120" w:before="250"/>
-      </w:pPr>
-      <w:r>
-        <w:t xml:space="preserve">1. Launch a “Weekend Rider” membership tier or promotion</w:t>
+        <w:spacing w:before="250" w:after="120"/>
+      </w:pPr>
+      <w:r>
+        <w:t>1. Launch a “Weekend Rider” membership tier or promotion</w:t>
       </w:r>
     </w:p>
     <w:p>
@@ -1204,16 +1468,24 @@
         <w:spacing w:after="160"/>
       </w:pPr>
       <w:r>
-        <w:t xml:space="preserve">Since casual usage is concentrated on Saturdays and Sundays, offer a discounted membership tier (or a limited-time free-trial weekend) that lets casual riders experience membership pricing on the days they already ride most. This lowers the barrier to conversion by meeting riders where their current behavior already is, rather than asking them to change it.</w:t>
+        <w:t xml:space="preserve">Since casual usage is concentrated on Saturdays and Sundays, offer a discounted membership tier (or a limited-time free-trial weekend) that lets casual riders experience membership pricing on the days they already ride most. This lowers the barrier to conversion by meeting riders where their current </w:t>
+      </w:r>
+      <w:proofErr w:type="spellStart"/>
+      <w:r>
+        <w:t>behavior</w:t>
+      </w:r>
+      <w:proofErr w:type="spellEnd"/>
+      <w:r>
+        <w:t xml:space="preserve"> already is, rather than asking them to change it.</w:t>
       </w:r>
     </w:p>
     <w:p>
       <w:pPr>
         <w:pStyle w:val="Heading2"/>
-        <w:spacing w:after="120" w:before="250"/>
-      </w:pPr>
-      <w:r>
-        <w:t xml:space="preserve">2. Target marketing at lakefront and tourist-landmark stations</w:t>
+        <w:spacing w:before="250" w:after="120"/>
+      </w:pPr>
+      <w:r>
+        <w:t>2. Target marketing at lakefront and tourist-landmark stations</w:t>
       </w:r>
     </w:p>
     <w:p>
@@ -1221,16 +1493,16 @@
         <w:spacing w:after="160"/>
       </w:pPr>
       <w:r>
-        <w:t xml:space="preserve">Place station-side signage, QR-code sign-up prompts, and app notifications at the top casual stations identified above — especially Navy Pier, the DuSable Lake Shore Dr corridor, Millennium Park, and Shedd Aquarium. Because these riders are already physically present at the point of highest engagement, this is the most efficient place to capture conversion intent.</w:t>
+        <w:t>Place station-side signage, QR-code sign-up prompts, and app notifications at the top casual stations identified above — especially Navy Pier, the DuSable Lake Shore Dr corridor, Millennium Park, and Shedd Aquarium. Because these riders are already physically present at the point of highest engagement, this is the most efficient place to capture conversion intent.</w:t>
       </w:r>
     </w:p>
     <w:p>
       <w:pPr>
         <w:pStyle w:val="Heading2"/>
-        <w:spacing w:after="120" w:before="250"/>
-      </w:pPr>
-      <w:r>
-        <w:t xml:space="preserve">3. Run a summer-to-winter “lock in your rate” campaign</w:t>
+        <w:spacing w:before="250" w:after="120"/>
+      </w:pPr>
+      <w:r>
+        <w:t>3. Run a summer-to-winter “lock in your rate” campaign</w:t>
       </w:r>
     </w:p>
     <w:p>
@@ -1238,16 +1510,32 @@
         <w:spacing w:after="160"/>
       </w:pPr>
       <w:r>
-        <w:t xml:space="preserve">Casual ridership nearly disappears in winter, suggesting these riders don't yet see Cyclistic as a year-round option. A summer campaign that lets riders lock in a discounted annual rate before winter (e.g., “Join in July, save all year”) targets riders during their peak engagement window and reframes membership as a way to save money rather than a new commitment.</w:t>
+        <w:t xml:space="preserve">Casual ridership nearly disappears in winter, suggesting these riders don't yet see </w:t>
+      </w:r>
+      <w:proofErr w:type="spellStart"/>
+      <w:r>
+        <w:t>Cyclistic</w:t>
+      </w:r>
+      <w:proofErr w:type="spellEnd"/>
+      <w:r>
+        <w:t xml:space="preserve"> as a year-round option. A summer campaign that lets riders lock in a discounted annual rate before winter (e.g., “Join in July, save all year”) targets riders during their peak engagement window and reframes membership </w:t>
+      </w:r>
+      <w:proofErr w:type="gramStart"/>
+      <w:r>
+        <w:t>as a way to</w:t>
+      </w:r>
+      <w:proofErr w:type="gramEnd"/>
+      <w:r>
+        <w:t xml:space="preserve"> save money rather than a new commitment.</w:t>
       </w:r>
     </w:p>
     <w:p>
       <w:pPr>
         <w:pStyle w:val="Heading2"/>
-        <w:spacing w:after="120" w:before="250"/>
-      </w:pPr>
-      <w:r>
-        <w:t xml:space="preserve">Suggested Next Steps</w:t>
+        <w:spacing w:before="250" w:after="120"/>
+      </w:pPr>
+      <w:r>
+        <w:t>Suggested Next Steps</w:t>
       </w:r>
     </w:p>
     <w:p>
@@ -1260,7 +1548,7 @@
         <w:spacing w:after="80"/>
       </w:pPr>
       <w:r>
-        <w:t xml:space="preserve">A/B test the weekend membership tier with a subset of high-frequency casual riders before a full rollout</w:t>
+        <w:t>A/B test the weekend membership tier with a subset of high-frequency casual riders before a full rollout</w:t>
       </w:r>
     </w:p>
     <w:p>
@@ -1273,7 +1561,7 @@
         <w:spacing w:after="80"/>
       </w:pPr>
       <w:r>
-        <w:t xml:space="preserve">Pair station-side marketing with a follow-up analysis of conversion rate by station</w:t>
+        <w:t>Pair station-side marketing with a follow-up analysis of conversion rate by station</w:t>
       </w:r>
     </w:p>
     <w:p>
@@ -1286,102 +1574,26 @@
         <w:spacing w:after="80"/>
       </w:pPr>
       <w:r>
-        <w:t xml:space="preserve">Explore rider survey data (if available) to validate that leisure/tourism is the primary casual-rider motivation</w:t>
+        <w:t>Explore rider survey data (if available) to validate that leisure/tourism is the primary casual-rider motivation</w:t>
       </w:r>
     </w:p>
     <w:sectPr>
-      <w:pgSz w:w="12240" w:h="15840" w:orient="portrait"/>
+      <w:pgSz w:w="12240" w:h="15840"/>
       <w:pgMar w:top="1000" w:right="1080" w:bottom="1000" w:left="1080" w:header="708" w:footer="708" w:gutter="0"/>
-      <w:pgNumType/>
+      <w:cols w:space="720"/>
       <w:docGrid w:linePitch="360"/>
     </w:sectPr>
   </w:body>
 </w:document>
 </file>
 
-<file path=word/comments.xml><?xml version="1.0" encoding="utf-8"?>
-<w:comments xmlns:cx="http://schemas.microsoft.com/office/drawing/2014/chartex" xmlns:cx1="http://schemas.microsoft.com/office/drawing/2015/9/8/chartex" xmlns:cx2="http://schemas.microsoft.com/office/drawing/2015/10/21/chartex" xmlns:cx3="http://schemas.microsoft.com/office/drawing/2016/5/9/chartex" xmlns:cx4="http://schemas.microsoft.com/office/drawing/2016/5/10/chartex" xmlns:cx5="http://schemas.microsoft.com/office/drawing/2016/5/11/chartex" xmlns:cx6="http://schemas.microsoft.com/office/drawing/2016/5/12/chartex" xmlns:cx7="http://schemas.microsoft.com/office/drawing/2016/5/13/chartex" xmlns:cx8="http://schemas.microsoft.com/office/drawing/2016/5/14/chartex" xmlns:mc="http://schemas.openxmlformats.org/markup-compatibility/2006" xmlns:aink="http://schemas.microsoft.com/office/drawing/2016/ink" xmlns:am3d="http://schemas.microsoft.com/office/drawing/2017/model3d" xmlns:o="urn:schemas-microsoft-com:office:office" xmlns:r="http://schemas.openxmlformats.org/officeDocument/2006/relationships" xmlns:m="http://schemas.openxmlformats.org/officeDocument/2006/math" xmlns:v="urn:schemas-microsoft-com:vml" xmlns:wp14="http://schemas.microsoft.com/office/word/2010/wordprocessingDrawing" xmlns:wp="http://schemas.openxmlformats.org/drawingml/2006/wordprocessingDrawing" xmlns:w10="urn:schemas-microsoft-com:office:word" xmlns:w="http://schemas.openxmlformats.org/wordprocessingml/2006/main" xmlns:w14="http://schemas.microsoft.com/office/word/2010/wordml" xmlns:w15="http://schemas.microsoft.com/office/word/2012/wordml" xmlns:w16cex="http://schemas.microsoft.com/office/word/2018/wordml/cex" xmlns:w16cid="http://schemas.microsoft.com/office/word/2016/wordml/cid" xmlns:w16="http://schemas.microsoft.com/office/word/2018/wordml" xmlns:w16sdtdh="http://schemas.microsoft.com/office/word/2020/wordml/sdtdatahash" xmlns:w16se="http://schemas.microsoft.com/office/word/2015/wordml/symex" xmlns:wpg="http://schemas.microsoft.com/office/word/2010/wordprocessingGroup" xmlns:wpi="http://schemas.microsoft.com/office/word/2010/wordprocessingInk" xmlns:wne="http://schemas.microsoft.com/office/word/2006/wordml" xmlns:wps="http://schemas.microsoft.com/office/word/2010/wordprocessingShape"/>
-</file>
-
-<file path=word/endnotes.xml><?xml version="1.0" encoding="utf-8"?>
-<w:endnotes xmlns:wpc="http://schemas.microsoft.com/office/word/2010/wordprocessingCanvas" xmlns:mc="http://schemas.openxmlformats.org/markup-compatibility/2006" xmlns:o="urn:schemas-microsoft-com:office:office" xmlns:r="http://schemas.openxmlformats.org/officeDocument/2006/relationships" xmlns:m="http://schemas.openxmlformats.org/officeDocument/2006/math" xmlns:v="urn:schemas-microsoft-com:vml" xmlns:wp14="http://schemas.microsoft.com/office/word/2010/wordprocessingDrawing" xmlns:wp="http://schemas.openxmlformats.org/drawingml/2006/wordprocessingDrawing" xmlns:w10="urn:schemas-microsoft-com:office:word" xmlns:w="http://schemas.openxmlformats.org/wordprocessingml/2006/main" xmlns:w14="http://schemas.microsoft.com/office/word/2010/wordml" xmlns:w15="http://schemas.microsoft.com/office/word/2012/wordml" xmlns:wpg="http://schemas.microsoft.com/office/word/2010/wordprocessingGroup" xmlns:wpi="http://schemas.microsoft.com/office/word/2010/wordprocessingInk" xmlns:wne="http://schemas.microsoft.com/office/word/2006/wordml" xmlns:wps="http://schemas.microsoft.com/office/word/2010/wordprocessingShape" mc:Ignorable="w14 w15 wp14">
-  <w:endnote w:type="separator" w:id="-1">
-    <w:p>
-      <w:pPr>
-        <w:spacing w:after="0" w:line="240" w:lineRule="auto"/>
-      </w:pPr>
-      <w:r>
-        <w:rPr>
-          <w:rStyle w:val="EndnoteReference"/>
-        </w:rPr>
-        <w:endnoteRef/>
-      </w:r>
-      <w:r>
-        <w:separator/>
-      </w:r>
-    </w:p>
-  </w:endnote>
-  <w:endnote w:type="continuationSeparator" w:id="0">
-    <w:p>
-      <w:pPr>
-        <w:spacing w:after="0" w:line="240" w:lineRule="auto"/>
-      </w:pPr>
-      <w:r>
-        <w:rPr>
-          <w:rStyle w:val="EndnoteReference"/>
-        </w:rPr>
-        <w:endnoteRef/>
-      </w:r>
-      <w:r>
-        <w:continuationSeparator/>
-      </w:r>
-    </w:p>
-  </w:endnote>
-</w:endnotes>
-</file>
-
-<file path=word/footnotes.xml><?xml version="1.0" encoding="utf-8"?>
-<w:footnotes xmlns:wpc="http://schemas.microsoft.com/office/word/2010/wordprocessingCanvas" xmlns:mc="http://schemas.openxmlformats.org/markup-compatibility/2006" xmlns:o="urn:schemas-microsoft-com:office:office" xmlns:r="http://schemas.openxmlformats.org/officeDocument/2006/relationships" xmlns:m="http://schemas.openxmlformats.org/officeDocument/2006/math" xmlns:v="urn:schemas-microsoft-com:vml" xmlns:wp14="http://schemas.microsoft.com/office/word/2010/wordprocessingDrawing" xmlns:wp="http://schemas.openxmlformats.org/drawingml/2006/wordprocessingDrawing" xmlns:w10="urn:schemas-microsoft-com:office:word" xmlns:w="http://schemas.openxmlformats.org/wordprocessingml/2006/main" xmlns:w14="http://schemas.microsoft.com/office/word/2010/wordml" xmlns:w15="http://schemas.microsoft.com/office/word/2012/wordml" xmlns:wpg="http://schemas.microsoft.com/office/word/2010/wordprocessingGroup" xmlns:wpi="http://schemas.microsoft.com/office/word/2010/wordprocessingInk" xmlns:wne="http://schemas.microsoft.com/office/word/2006/wordml" xmlns:wps="http://schemas.microsoft.com/office/word/2010/wordprocessingShape" mc:Ignorable="w14 w15 wp14">
-  <w:footnote w:type="separator" w:id="-1">
-    <w:p>
-      <w:pPr>
-        <w:spacing w:after="0" w:line="240" w:lineRule="auto"/>
-      </w:pPr>
-      <w:r>
-        <w:rPr>
-          <w:rStyle w:val="FootnoteReference"/>
-        </w:rPr>
-        <w:footnoteRef/>
-      </w:r>
-      <w:r>
-        <w:separator/>
-      </w:r>
-    </w:p>
-  </w:footnote>
-  <w:footnote w:type="continuationSeparator" w:id="0">
-    <w:p>
-      <w:pPr>
-        <w:spacing w:after="0" w:line="240" w:lineRule="auto"/>
-      </w:pPr>
-      <w:r>
-        <w:rPr>
-          <w:rStyle w:val="FootnoteReference"/>
-        </w:rPr>
-        <w:footnoteRef/>
-      </w:r>
-      <w:r>
-        <w:continuationSeparator/>
-      </w:r>
-    </w:p>
-  </w:footnote>
-</w:footnotes>
-</file>
-
 <file path=word/numbering.xml><?xml version="1.0" encoding="utf-8"?>
-<w:numbering xmlns:wpc="http://schemas.microsoft.com/office/word/2010/wordprocessingCanvas" xmlns:mc="http://schemas.openxmlformats.org/markup-compatibility/2006" xmlns:o="urn:schemas-microsoft-com:office:office" xmlns:r="http://schemas.openxmlformats.org/officeDocument/2006/relationships" xmlns:m="http://schemas.openxmlformats.org/officeDocument/2006/math" xmlns:v="urn:schemas-microsoft-com:vml" xmlns:wp14="http://schemas.microsoft.com/office/word/2010/wordprocessingDrawing" xmlns:wp="http://schemas.openxmlformats.org/drawingml/2006/wordprocessingDrawing" xmlns:w10="urn:schemas-microsoft-com:office:word" xmlns:w="http://schemas.openxmlformats.org/wordprocessingml/2006/main" xmlns:w14="http://schemas.microsoft.com/office/word/2010/wordml" xmlns:w15="http://schemas.microsoft.com/office/word/2012/wordml" xmlns:wpg="http://schemas.microsoft.com/office/word/2010/wordprocessingGroup" xmlns:wpi="http://schemas.microsoft.com/office/word/2010/wordprocessingInk" xmlns:wne="http://schemas.microsoft.com/office/word/2006/wordml" xmlns:wps="http://schemas.microsoft.com/office/word/2010/wordprocessingShape" mc:Ignorable="w14 w15 wp14">
-  <w:abstractNum w:abstractNumId="1" w15:restartNumberingAfterBreak="0">
+<w:numbering xmlns:wpc="http://schemas.microsoft.com/office/word/2010/wordprocessingCanvas" xmlns:cx="http://schemas.microsoft.com/office/drawing/2014/chartex" xmlns:cx1="http://schemas.microsoft.com/office/drawing/2015/9/8/chartex" xmlns:cx2="http://schemas.microsoft.com/office/drawing/2015/10/21/chartex" xmlns:cx3="http://schemas.microsoft.com/office/drawing/2016/5/9/chartex" xmlns:cx4="http://schemas.microsoft.com/office/drawing/2016/5/10/chartex" xmlns:cx5="http://schemas.microsoft.com/office/drawing/2016/5/11/chartex" xmlns:cx6="http://schemas.microsoft.com/office/drawing/2016/5/12/chartex" xmlns:cx7="http://schemas.microsoft.com/office/drawing/2016/5/13/chartex" xmlns:cx8="http://schemas.microsoft.com/office/drawing/2016/5/14/chartex" xmlns:mc="http://schemas.openxmlformats.org/markup-compatibility/2006" xmlns:aink="http://schemas.microsoft.com/office/drawing/2016/ink" xmlns:am3d="http://schemas.microsoft.com/office/drawing/2017/model3d" xmlns:o="urn:schemas-microsoft-com:office:office" xmlns:oel="http://schemas.microsoft.com/office/2019/extlst" xmlns:r="http://schemas.openxmlformats.org/officeDocument/2006/relationships" xmlns:m="http://schemas.openxmlformats.org/officeDocument/2006/math" xmlns:v="urn:schemas-microsoft-com:vml" xmlns:wp14="http://schemas.microsoft.com/office/word/2010/wordprocessingDrawing" xmlns:wp="http://schemas.openxmlformats.org/drawingml/2006/wordprocessingDrawing" xmlns:w10="urn:schemas-microsoft-com:office:word" xmlns:w="http://schemas.openxmlformats.org/wordprocessingml/2006/main" xmlns:w14="http://schemas.microsoft.com/office/word/2010/wordml" xmlns:w15="http://schemas.microsoft.com/office/word/2012/wordml" xmlns:w16cex="http://schemas.microsoft.com/office/word/2018/wordml/cex" xmlns:w16cid="http://schemas.microsoft.com/office/word/2016/wordml/cid" xmlns:w16="http://schemas.microsoft.com/office/word/2018/wordml" xmlns:w16du="http://schemas.microsoft.com/office/word/2023/wordml/word16du" xmlns:w16sdtdh="http://schemas.microsoft.com/office/word/2020/wordml/sdtdatahash" xmlns:w16sdtfl="http://schemas.microsoft.com/office/word/2024/wordml/sdtformatlock" xmlns:w16se="http://schemas.microsoft.com/office/word/2015/wordml/symex" xmlns:wpg="http://schemas.microsoft.com/office/word/2010/wordprocessingGroup" xmlns:wpi="http://schemas.microsoft.com/office/word/2010/wordprocessingInk" xmlns:wne="http://schemas.microsoft.com/office/word/2006/wordml" xmlns:wps="http://schemas.microsoft.com/office/word/2010/wordprocessingShape" mc:Ignorable="w14 w15 w16se w16cid w16 w16cex w16sdtdh w16sdtfl w16du wp14">
+  <w:abstractNum w:abstractNumId="0" w15:restartNumberingAfterBreak="0">
+    <w:nsid w:val="43D92EB7"/>
     <w:multiLevelType w:val="hybridMultilevel"/>
-    <w:lvl w:ilvl="0" w15:tentative="1">
+    <w:tmpl w:val="04768D9A"/>
+    <w:lvl w:ilvl="0" w:tplc="DBD62A14">
       <w:start w:val="1"/>
       <w:numFmt w:val="bullet"/>
       <w:lvlText w:val="●"/>
@@ -1390,7 +1602,7 @@
         <w:ind w:left="720" w:hanging="360"/>
       </w:pPr>
     </w:lvl>
-    <w:lvl w:ilvl="1" w15:tentative="1">
+    <w:lvl w:ilvl="1" w:tplc="C580407A">
       <w:start w:val="1"/>
       <w:numFmt w:val="bullet"/>
       <w:lvlText w:val="○"/>
@@ -1399,7 +1611,7 @@
         <w:ind w:left="1440" w:hanging="360"/>
       </w:pPr>
     </w:lvl>
-    <w:lvl w:ilvl="2" w15:tentative="1">
+    <w:lvl w:ilvl="2" w:tplc="1E4457C0">
       <w:start w:val="1"/>
       <w:numFmt w:val="bullet"/>
       <w:lvlText w:val="■"/>
@@ -1408,7 +1620,7 @@
         <w:ind w:left="2160" w:hanging="360"/>
       </w:pPr>
     </w:lvl>
-    <w:lvl w:ilvl="3" w15:tentative="1">
+    <w:lvl w:ilvl="3" w:tplc="C558362C">
       <w:start w:val="1"/>
       <w:numFmt w:val="bullet"/>
       <w:lvlText w:val="●"/>
@@ -1417,7 +1629,7 @@
         <w:ind w:left="2880" w:hanging="360"/>
       </w:pPr>
     </w:lvl>
-    <w:lvl w:ilvl="4" w15:tentative="1">
+    <w:lvl w:ilvl="4" w:tplc="82BAB854">
       <w:start w:val="1"/>
       <w:numFmt w:val="bullet"/>
       <w:lvlText w:val="○"/>
@@ -1426,7 +1638,7 @@
         <w:ind w:left="3600" w:hanging="360"/>
       </w:pPr>
     </w:lvl>
-    <w:lvl w:ilvl="5" w15:tentative="1">
+    <w:lvl w:ilvl="5" w:tplc="1D603BEA">
       <w:start w:val="1"/>
       <w:numFmt w:val="bullet"/>
       <w:lvlText w:val="■"/>
@@ -1435,7 +1647,7 @@
         <w:ind w:left="4320" w:hanging="360"/>
       </w:pPr>
     </w:lvl>
-    <w:lvl w:ilvl="6" w15:tentative="1">
+    <w:lvl w:ilvl="6" w:tplc="CEA2BCF2">
       <w:start w:val="1"/>
       <w:numFmt w:val="bullet"/>
       <w:lvlText w:val="●"/>
@@ -1444,7 +1656,7 @@
         <w:ind w:left="5040" w:hanging="360"/>
       </w:pPr>
     </w:lvl>
-    <w:lvl w:ilvl="7" w15:tentative="1">
+    <w:lvl w:ilvl="7" w:tplc="18CEF6E4">
       <w:start w:val="1"/>
       <w:numFmt w:val="bullet"/>
       <w:lvlText w:val="●"/>
@@ -1453,7 +1665,7 @@
         <w:ind w:left="5760" w:hanging="360"/>
       </w:pPr>
     </w:lvl>
-    <w:lvl w:ilvl="8" w15:tentative="1">
+    <w:lvl w:ilvl="8" w:tplc="48C2C08C">
       <w:start w:val="1"/>
       <w:numFmt w:val="bullet"/>
       <w:lvlText w:val="●"/>
@@ -1463,8 +1675,8 @@
       </w:pPr>
     </w:lvl>
   </w:abstractNum>
-  <w:num w:numId="1">
-    <w:abstractNumId w:val="1"/>
+  <w:num w:numId="1" w16cid:durableId="418018021">
+    <w:abstractNumId w:val="0"/>
     <w:lvlOverride w:ilvl="0">
       <w:startOverride w:val="1"/>
     </w:lvlOverride>
@@ -1473,26 +1685,405 @@
 </file>
 
 <file path=word/styles.xml><?xml version="1.0" encoding="utf-8"?>
-<w:styles xmlns:mc="http://schemas.openxmlformats.org/markup-compatibility/2006" xmlns:r="http://schemas.openxmlformats.org/officeDocument/2006/relationships" xmlns:w="http://schemas.openxmlformats.org/wordprocessingml/2006/main" xmlns:w14="http://schemas.microsoft.com/office/word/2010/wordml" xmlns:w15="http://schemas.microsoft.com/office/word/2012/wordml" mc:Ignorable="w14 w15">
+<w:styles xmlns:mc="http://schemas.openxmlformats.org/markup-compatibility/2006" xmlns:r="http://schemas.openxmlformats.org/officeDocument/2006/relationships" xmlns:w="http://schemas.openxmlformats.org/wordprocessingml/2006/main" xmlns:w14="http://schemas.microsoft.com/office/word/2010/wordml" xmlns:w15="http://schemas.microsoft.com/office/word/2012/wordml" xmlns:w16cex="http://schemas.microsoft.com/office/word/2018/wordml/cex" xmlns:w16cid="http://schemas.microsoft.com/office/word/2016/wordml/cid" xmlns:w16="http://schemas.microsoft.com/office/word/2018/wordml" xmlns:w16du="http://schemas.microsoft.com/office/word/2023/wordml/word16du" xmlns:w16sdtdh="http://schemas.microsoft.com/office/word/2020/wordml/sdtdatahash" xmlns:w16sdtfl="http://schemas.microsoft.com/office/word/2024/wordml/sdtformatlock" xmlns:w16se="http://schemas.microsoft.com/office/word/2015/wordml/symex" mc:Ignorable="w14 w15 w16se w16cid w16 w16cex w16sdtdh w16sdtfl w16du">
   <w:docDefaults>
-    <w:rPrDefault/>
+    <w:rPrDefault>
+      <w:rPr>
+        <w:rFonts w:ascii="Times New Roman" w:eastAsia="Times New Roman" w:hAnsi="Times New Roman" w:cs="Times New Roman"/>
+        <w:lang w:val="en-GB" w:eastAsia="en-GB" w:bidi="ar-SA"/>
+      </w:rPr>
+    </w:rPrDefault>
     <w:pPrDefault/>
   </w:docDefaults>
-  <w:style w:type="paragraph" w:styleId="Title">
-    <w:name w:val="Title"/>
-    <w:basedOn w:val="Normal"/>
-    <w:next w:val="Normal"/>
+  <w:latentStyles w:defLockedState="0" w:defUIPriority="99" w:defSemiHidden="0" w:defUnhideWhenUsed="0" w:defQFormat="0" w:count="376">
+    <w:lsdException w:name="Normal" w:uiPriority="0" w:qFormat="1"/>
+    <w:lsdException w:name="heading 1" w:uiPriority="9" w:qFormat="1"/>
+    <w:lsdException w:name="heading 2" w:semiHidden="1" w:uiPriority="9" w:unhideWhenUsed="1" w:qFormat="1"/>
+    <w:lsdException w:name="heading 3" w:semiHidden="1" w:uiPriority="9" w:unhideWhenUsed="1" w:qFormat="1"/>
+    <w:lsdException w:name="heading 4" w:semiHidden="1" w:uiPriority="9" w:unhideWhenUsed="1" w:qFormat="1"/>
+    <w:lsdException w:name="heading 5" w:semiHidden="1" w:uiPriority="9" w:unhideWhenUsed="1" w:qFormat="1"/>
+    <w:lsdException w:name="heading 6" w:semiHidden="1" w:uiPriority="9" w:unhideWhenUsed="1" w:qFormat="1"/>
+    <w:lsdException w:name="heading 7" w:semiHidden="1" w:uiPriority="9" w:unhideWhenUsed="1" w:qFormat="1"/>
+    <w:lsdException w:name="heading 8" w:semiHidden="1" w:uiPriority="9" w:unhideWhenUsed="1" w:qFormat="1"/>
+    <w:lsdException w:name="heading 9" w:semiHidden="1" w:uiPriority="9" w:unhideWhenUsed="1" w:qFormat="1"/>
+    <w:lsdException w:name="index 1" w:semiHidden="1" w:unhideWhenUsed="1"/>
+    <w:lsdException w:name="index 2" w:semiHidden="1" w:unhideWhenUsed="1"/>
+    <w:lsdException w:name="index 3" w:semiHidden="1" w:unhideWhenUsed="1"/>
+    <w:lsdException w:name="index 4" w:semiHidden="1" w:unhideWhenUsed="1"/>
+    <w:lsdException w:name="index 5" w:semiHidden="1" w:unhideWhenUsed="1"/>
+    <w:lsdException w:name="index 6" w:semiHidden="1" w:unhideWhenUsed="1"/>
+    <w:lsdException w:name="index 7" w:semiHidden="1" w:unhideWhenUsed="1"/>
+    <w:lsdException w:name="index 8" w:semiHidden="1" w:unhideWhenUsed="1"/>
+    <w:lsdException w:name="index 9" w:semiHidden="1" w:unhideWhenUsed="1"/>
+    <w:lsdException w:name="toc 1" w:semiHidden="1" w:uiPriority="39" w:unhideWhenUsed="1"/>
+    <w:lsdException w:name="toc 2" w:semiHidden="1" w:uiPriority="39" w:unhideWhenUsed="1"/>
+    <w:lsdException w:name="toc 3" w:semiHidden="1" w:uiPriority="39" w:unhideWhenUsed="1"/>
+    <w:lsdException w:name="toc 4" w:semiHidden="1" w:uiPriority="39" w:unhideWhenUsed="1"/>
+    <w:lsdException w:name="toc 5" w:semiHidden="1" w:uiPriority="39" w:unhideWhenUsed="1"/>
+    <w:lsdException w:name="toc 6" w:semiHidden="1" w:uiPriority="39" w:unhideWhenUsed="1"/>
+    <w:lsdException w:name="toc 7" w:semiHidden="1" w:uiPriority="39" w:unhideWhenUsed="1"/>
+    <w:lsdException w:name="toc 8" w:semiHidden="1" w:uiPriority="39" w:unhideWhenUsed="1"/>
+    <w:lsdException w:name="toc 9" w:semiHidden="1" w:uiPriority="39" w:unhideWhenUsed="1"/>
+    <w:lsdException w:name="Normal Indent" w:semiHidden="1" w:unhideWhenUsed="1"/>
+    <w:lsdException w:name="footnote text" w:semiHidden="1" w:unhideWhenUsed="1"/>
+    <w:lsdException w:name="annotation text" w:semiHidden="1" w:unhideWhenUsed="1"/>
+    <w:lsdException w:name="header" w:semiHidden="1" w:unhideWhenUsed="1"/>
+    <w:lsdException w:name="footer" w:semiHidden="1" w:unhideWhenUsed="1"/>
+    <w:lsdException w:name="index heading" w:semiHidden="1" w:unhideWhenUsed="1"/>
+    <w:lsdException w:name="caption" w:semiHidden="1" w:uiPriority="35" w:unhideWhenUsed="1" w:qFormat="1"/>
+    <w:lsdException w:name="table of figures" w:semiHidden="1" w:unhideWhenUsed="1"/>
+    <w:lsdException w:name="envelope address" w:semiHidden="1" w:unhideWhenUsed="1"/>
+    <w:lsdException w:name="envelope return" w:semiHidden="1" w:unhideWhenUsed="1"/>
+    <w:lsdException w:name="footnote reference" w:semiHidden="1" w:unhideWhenUsed="1"/>
+    <w:lsdException w:name="annotation reference" w:semiHidden="1" w:unhideWhenUsed="1"/>
+    <w:lsdException w:name="line number" w:semiHidden="1" w:unhideWhenUsed="1"/>
+    <w:lsdException w:name="page number" w:semiHidden="1" w:unhideWhenUsed="1"/>
+    <w:lsdException w:name="endnote reference" w:semiHidden="1" w:unhideWhenUsed="1"/>
+    <w:lsdException w:name="endnote text" w:semiHidden="1" w:unhideWhenUsed="1"/>
+    <w:lsdException w:name="table of authorities" w:semiHidden="1" w:unhideWhenUsed="1"/>
+    <w:lsdException w:name="macro" w:semiHidden="1" w:unhideWhenUsed="1"/>
+    <w:lsdException w:name="toa heading" w:semiHidden="1" w:unhideWhenUsed="1"/>
+    <w:lsdException w:name="List" w:semiHidden="1" w:unhideWhenUsed="1"/>
+    <w:lsdException w:name="List Bullet" w:semiHidden="1" w:unhideWhenUsed="1"/>
+    <w:lsdException w:name="List Number" w:semiHidden="1" w:unhideWhenUsed="1"/>
+    <w:lsdException w:name="List 2" w:semiHidden="1" w:unhideWhenUsed="1"/>
+    <w:lsdException w:name="List 3" w:semiHidden="1" w:unhideWhenUsed="1"/>
+    <w:lsdException w:name="List 4" w:semiHidden="1" w:unhideWhenUsed="1"/>
+    <w:lsdException w:name="List 5" w:semiHidden="1" w:unhideWhenUsed="1"/>
+    <w:lsdException w:name="List Bullet 2" w:semiHidden="1" w:unhideWhenUsed="1"/>
+    <w:lsdException w:name="List Bullet 3" w:semiHidden="1" w:unhideWhenUsed="1"/>
+    <w:lsdException w:name="List Bullet 4" w:semiHidden="1" w:unhideWhenUsed="1"/>
+    <w:lsdException w:name="List Bullet 5" w:semiHidden="1" w:unhideWhenUsed="1"/>
+    <w:lsdException w:name="List Number 2" w:semiHidden="1" w:unhideWhenUsed="1"/>
+    <w:lsdException w:name="List Number 3" w:semiHidden="1" w:unhideWhenUsed="1"/>
+    <w:lsdException w:name="List Number 4" w:semiHidden="1" w:unhideWhenUsed="1"/>
+    <w:lsdException w:name="List Number 5" w:semiHidden="1" w:unhideWhenUsed="1"/>
+    <w:lsdException w:name="Title" w:uiPriority="10" w:qFormat="1"/>
+    <w:lsdException w:name="Closing" w:semiHidden="1" w:unhideWhenUsed="1"/>
+    <w:lsdException w:name="Signature" w:semiHidden="1" w:unhideWhenUsed="1"/>
+    <w:lsdException w:name="Default Paragraph Font" w:semiHidden="1" w:uiPriority="1" w:unhideWhenUsed="1"/>
+    <w:lsdException w:name="Body Text" w:semiHidden="1" w:unhideWhenUsed="1"/>
+    <w:lsdException w:name="Body Text Indent" w:semiHidden="1" w:unhideWhenUsed="1"/>
+    <w:lsdException w:name="List Continue" w:semiHidden="1" w:unhideWhenUsed="1"/>
+    <w:lsdException w:name="List Continue 2" w:semiHidden="1" w:unhideWhenUsed="1"/>
+    <w:lsdException w:name="List Continue 3" w:semiHidden="1" w:unhideWhenUsed="1"/>
+    <w:lsdException w:name="List Continue 4" w:semiHidden="1" w:unhideWhenUsed="1"/>
+    <w:lsdException w:name="List Continue 5" w:semiHidden="1" w:unhideWhenUsed="1"/>
+    <w:lsdException w:name="Message Header" w:semiHidden="1" w:unhideWhenUsed="1"/>
+    <w:lsdException w:name="Subtitle" w:uiPriority="11" w:qFormat="1"/>
+    <w:lsdException w:name="Salutation" w:semiHidden="1" w:unhideWhenUsed="1"/>
+    <w:lsdException w:name="Date" w:semiHidden="1" w:unhideWhenUsed="1"/>
+    <w:lsdException w:name="Body Text First Indent" w:semiHidden="1" w:unhideWhenUsed="1"/>
+    <w:lsdException w:name="Body Text First Indent 2" w:semiHidden="1" w:unhideWhenUsed="1"/>
+    <w:lsdException w:name="Note Heading" w:semiHidden="1" w:unhideWhenUsed="1"/>
+    <w:lsdException w:name="Body Text 2" w:semiHidden="1" w:unhideWhenUsed="1"/>
+    <w:lsdException w:name="Body Text 3" w:semiHidden="1" w:unhideWhenUsed="1"/>
+    <w:lsdException w:name="Body Text Indent 2" w:semiHidden="1" w:unhideWhenUsed="1"/>
+    <w:lsdException w:name="Body Text Indent 3" w:semiHidden="1" w:unhideWhenUsed="1"/>
+    <w:lsdException w:name="Block Text" w:semiHidden="1" w:unhideWhenUsed="1"/>
+    <w:lsdException w:name="Hyperlink" w:semiHidden="1" w:unhideWhenUsed="1"/>
+    <w:lsdException w:name="FollowedHyperlink" w:semiHidden="1" w:unhideWhenUsed="1"/>
+    <w:lsdException w:name="Strong" w:uiPriority="22" w:qFormat="1"/>
+    <w:lsdException w:name="Emphasis" w:uiPriority="20" w:qFormat="1"/>
+    <w:lsdException w:name="Document Map" w:semiHidden="1" w:unhideWhenUsed="1"/>
+    <w:lsdException w:name="Plain Text" w:semiHidden="1" w:unhideWhenUsed="1"/>
+    <w:lsdException w:name="E-mail Signature" w:semiHidden="1" w:unhideWhenUsed="1"/>
+    <w:lsdException w:name="HTML Top of Form" w:semiHidden="1" w:unhideWhenUsed="1"/>
+    <w:lsdException w:name="HTML Bottom of Form" w:semiHidden="1" w:unhideWhenUsed="1"/>
+    <w:lsdException w:name="Normal (Web)" w:semiHidden="1" w:unhideWhenUsed="1"/>
+    <w:lsdException w:name="HTML Acronym" w:semiHidden="1" w:unhideWhenUsed="1"/>
+    <w:lsdException w:name="HTML Address" w:semiHidden="1" w:unhideWhenUsed="1"/>
+    <w:lsdException w:name="HTML Cite" w:semiHidden="1" w:unhideWhenUsed="1"/>
+    <w:lsdException w:name="HTML Code" w:semiHidden="1" w:unhideWhenUsed="1"/>
+    <w:lsdException w:name="HTML Definition" w:semiHidden="1" w:unhideWhenUsed="1"/>
+    <w:lsdException w:name="HTML Keyboard" w:semiHidden="1" w:unhideWhenUsed="1"/>
+    <w:lsdException w:name="HTML Preformatted" w:semiHidden="1" w:unhideWhenUsed="1"/>
+    <w:lsdException w:name="HTML Sample" w:semiHidden="1" w:unhideWhenUsed="1"/>
+    <w:lsdException w:name="HTML Typewriter" w:semiHidden="1" w:unhideWhenUsed="1"/>
+    <w:lsdException w:name="HTML Variable" w:semiHidden="1" w:unhideWhenUsed="1"/>
+    <w:lsdException w:name="Normal Table" w:semiHidden="1" w:unhideWhenUsed="1"/>
+    <w:lsdException w:name="annotation subject" w:semiHidden="1" w:unhideWhenUsed="1"/>
+    <w:lsdException w:name="No List" w:semiHidden="1" w:unhideWhenUsed="1"/>
+    <w:lsdException w:name="Outline List 1" w:semiHidden="1" w:unhideWhenUsed="1"/>
+    <w:lsdException w:name="Outline List 2" w:semiHidden="1" w:unhideWhenUsed="1"/>
+    <w:lsdException w:name="Outline List 3" w:semiHidden="1" w:unhideWhenUsed="1"/>
+    <w:lsdException w:name="Table Simple 1" w:semiHidden="1" w:unhideWhenUsed="1"/>
+    <w:lsdException w:name="Table Simple 2" w:semiHidden="1" w:unhideWhenUsed="1"/>
+    <w:lsdException w:name="Table Simple 3" w:semiHidden="1" w:unhideWhenUsed="1"/>
+    <w:lsdException w:name="Table Classic 1" w:semiHidden="1" w:unhideWhenUsed="1"/>
+    <w:lsdException w:name="Table Classic 2" w:semiHidden="1" w:unhideWhenUsed="1"/>
+    <w:lsdException w:name="Table Classic 3" w:semiHidden="1" w:unhideWhenUsed="1"/>
+    <w:lsdException w:name="Table Classic 4" w:semiHidden="1" w:unhideWhenUsed="1"/>
+    <w:lsdException w:name="Table Colorful 1" w:semiHidden="1" w:unhideWhenUsed="1"/>
+    <w:lsdException w:name="Table Colorful 2" w:semiHidden="1" w:unhideWhenUsed="1"/>
+    <w:lsdException w:name="Table Colorful 3" w:semiHidden="1" w:unhideWhenUsed="1"/>
+    <w:lsdException w:name="Table Columns 1" w:semiHidden="1" w:unhideWhenUsed="1"/>
+    <w:lsdException w:name="Table Columns 2" w:semiHidden="1" w:unhideWhenUsed="1"/>
+    <w:lsdException w:name="Table Columns 3" w:semiHidden="1" w:unhideWhenUsed="1"/>
+    <w:lsdException w:name="Table Columns 4" w:semiHidden="1" w:unhideWhenUsed="1"/>
+    <w:lsdException w:name="Table Columns 5" w:semiHidden="1" w:unhideWhenUsed="1"/>
+    <w:lsdException w:name="Table Grid 1" w:semiHidden="1" w:unhideWhenUsed="1"/>
+    <w:lsdException w:name="Table Grid 2" w:semiHidden="1" w:unhideWhenUsed="1"/>
+    <w:lsdException w:name="Table Grid 3" w:semiHidden="1" w:unhideWhenUsed="1"/>
+    <w:lsdException w:name="Table Grid 4" w:semiHidden="1" w:unhideWhenUsed="1"/>
+    <w:lsdException w:name="Table Grid 5" w:semiHidden="1" w:unhideWhenUsed="1"/>
+    <w:lsdException w:name="Table Grid 6" w:semiHidden="1" w:unhideWhenUsed="1"/>
+    <w:lsdException w:name="Table Grid 7" w:semiHidden="1" w:unhideWhenUsed="1"/>
+    <w:lsdException w:name="Table Grid 8" w:semiHidden="1" w:unhideWhenUsed="1"/>
+    <w:lsdException w:name="Table List 1" w:semiHidden="1" w:unhideWhenUsed="1"/>
+    <w:lsdException w:name="Table List 2" w:semiHidden="1" w:unhideWhenUsed="1"/>
+    <w:lsdException w:name="Table List 3" w:semiHidden="1" w:unhideWhenUsed="1"/>
+    <w:lsdException w:name="Table List 4" w:semiHidden="1" w:unhideWhenUsed="1"/>
+    <w:lsdException w:name="Table List 5" w:semiHidden="1" w:unhideWhenUsed="1"/>
+    <w:lsdException w:name="Table List 6" w:semiHidden="1" w:unhideWhenUsed="1"/>
+    <w:lsdException w:name="Table List 7" w:semiHidden="1" w:unhideWhenUsed="1"/>
+    <w:lsdException w:name="Table List 8" w:semiHidden="1" w:unhideWhenUsed="1"/>
+    <w:lsdException w:name="Table 3D effects 1" w:semiHidden="1" w:unhideWhenUsed="1"/>
+    <w:lsdException w:name="Table 3D effects 2" w:semiHidden="1" w:unhideWhenUsed="1"/>
+    <w:lsdException w:name="Table 3D effects 3" w:semiHidden="1" w:unhideWhenUsed="1"/>
+    <w:lsdException w:name="Table Contemporary" w:semiHidden="1" w:unhideWhenUsed="1"/>
+    <w:lsdException w:name="Table Elegant" w:semiHidden="1" w:unhideWhenUsed="1"/>
+    <w:lsdException w:name="Table Professional" w:semiHidden="1" w:unhideWhenUsed="1"/>
+    <w:lsdException w:name="Table Subtle 1" w:semiHidden="1" w:unhideWhenUsed="1"/>
+    <w:lsdException w:name="Table Subtle 2" w:semiHidden="1" w:unhideWhenUsed="1"/>
+    <w:lsdException w:name="Table Web 1" w:semiHidden="1" w:unhideWhenUsed="1"/>
+    <w:lsdException w:name="Table Web 2" w:semiHidden="1" w:unhideWhenUsed="1"/>
+    <w:lsdException w:name="Table Web 3" w:semiHidden="1" w:unhideWhenUsed="1"/>
+    <w:lsdException w:name="Balloon Text" w:semiHidden="1" w:unhideWhenUsed="1"/>
+    <w:lsdException w:name="Table Grid" w:uiPriority="39"/>
+    <w:lsdException w:name="Table Theme" w:semiHidden="1" w:unhideWhenUsed="1"/>
+    <w:lsdException w:name="Placeholder Text" w:semiHidden="1"/>
+    <w:lsdException w:name="No Spacing" w:uiPriority="1" w:qFormat="1"/>
+    <w:lsdException w:name="Light Shading" w:uiPriority="60"/>
+    <w:lsdException w:name="Light List" w:uiPriority="61"/>
+    <w:lsdException w:name="Light Grid" w:uiPriority="62"/>
+    <w:lsdException w:name="Medium Shading 1" w:uiPriority="63"/>
+    <w:lsdException w:name="Medium Shading 2" w:uiPriority="64"/>
+    <w:lsdException w:name="Medium List 1" w:uiPriority="65"/>
+    <w:lsdException w:name="Medium List 2" w:uiPriority="66"/>
+    <w:lsdException w:name="Medium Grid 1" w:uiPriority="67"/>
+    <w:lsdException w:name="Medium Grid 2" w:uiPriority="68"/>
+    <w:lsdException w:name="Medium Grid 3" w:uiPriority="69"/>
+    <w:lsdException w:name="Dark List" w:uiPriority="70"/>
+    <w:lsdException w:name="Colorful Shading" w:uiPriority="71"/>
+    <w:lsdException w:name="Colorful List" w:uiPriority="72"/>
+    <w:lsdException w:name="Colorful Grid" w:uiPriority="73"/>
+    <w:lsdException w:name="Light Shading Accent 1" w:uiPriority="60"/>
+    <w:lsdException w:name="Light List Accent 1" w:uiPriority="61"/>
+    <w:lsdException w:name="Light Grid Accent 1" w:uiPriority="62"/>
+    <w:lsdException w:name="Medium Shading 1 Accent 1" w:uiPriority="63"/>
+    <w:lsdException w:name="Medium Shading 2 Accent 1" w:uiPriority="64"/>
+    <w:lsdException w:name="Medium List 1 Accent 1" w:uiPriority="65"/>
+    <w:lsdException w:name="Revision" w:semiHidden="1"/>
+    <w:lsdException w:name="List Paragraph" w:uiPriority="34" w:qFormat="1"/>
+    <w:lsdException w:name="Quote" w:uiPriority="29" w:qFormat="1"/>
+    <w:lsdException w:name="Intense Quote" w:uiPriority="30" w:qFormat="1"/>
+    <w:lsdException w:name="Medium List 2 Accent 1" w:uiPriority="66"/>
+    <w:lsdException w:name="Medium Grid 1 Accent 1" w:uiPriority="67"/>
+    <w:lsdException w:name="Medium Grid 2 Accent 1" w:uiPriority="68"/>
+    <w:lsdException w:name="Medium Grid 3 Accent 1" w:uiPriority="69"/>
+    <w:lsdException w:name="Dark List Accent 1" w:uiPriority="70"/>
+    <w:lsdException w:name="Colorful Shading Accent 1" w:uiPriority="71"/>
+    <w:lsdException w:name="Colorful List Accent 1" w:uiPriority="72"/>
+    <w:lsdException w:name="Colorful Grid Accent 1" w:uiPriority="73"/>
+    <w:lsdException w:name="Light Shading Accent 2" w:uiPriority="60"/>
+    <w:lsdException w:name="Light List Accent 2" w:uiPriority="61"/>
+    <w:lsdException w:name="Light Grid Accent 2" w:uiPriority="62"/>
+    <w:lsdException w:name="Medium Shading 1 Accent 2" w:uiPriority="63"/>
+    <w:lsdException w:name="Medium Shading 2 Accent 2" w:uiPriority="64"/>
+    <w:lsdException w:name="Medium List 1 Accent 2" w:uiPriority="65"/>
+    <w:lsdException w:name="Medium List 2 Accent 2" w:uiPriority="66"/>
+    <w:lsdException w:name="Medium Grid 1 Accent 2" w:uiPriority="67"/>
+    <w:lsdException w:name="Medium Grid 2 Accent 2" w:uiPriority="68"/>
+    <w:lsdException w:name="Medium Grid 3 Accent 2" w:uiPriority="69"/>
+    <w:lsdException w:name="Dark List Accent 2" w:uiPriority="70"/>
+    <w:lsdException w:name="Colorful Shading Accent 2" w:uiPriority="71"/>
+    <w:lsdException w:name="Colorful List Accent 2" w:uiPriority="72"/>
+    <w:lsdException w:name="Colorful Grid Accent 2" w:uiPriority="73"/>
+    <w:lsdException w:name="Light Shading Accent 3" w:uiPriority="60"/>
+    <w:lsdException w:name="Light List Accent 3" w:uiPriority="61"/>
+    <w:lsdException w:name="Light Grid Accent 3" w:uiPriority="62"/>
+    <w:lsdException w:name="Medium Shading 1 Accent 3" w:uiPriority="63"/>
+    <w:lsdException w:name="Medium Shading 2 Accent 3" w:uiPriority="64"/>
+    <w:lsdException w:name="Medium List 1 Accent 3" w:uiPriority="65"/>
+    <w:lsdException w:name="Medium List 2 Accent 3" w:uiPriority="66"/>
+    <w:lsdException w:name="Medium Grid 1 Accent 3" w:uiPriority="67"/>
+    <w:lsdException w:name="Medium Grid 2 Accent 3" w:uiPriority="68"/>
+    <w:lsdException w:name="Medium Grid 3 Accent 3" w:uiPriority="69"/>
+    <w:lsdException w:name="Dark List Accent 3" w:uiPriority="70"/>
+    <w:lsdException w:name="Colorful Shading Accent 3" w:uiPriority="71"/>
+    <w:lsdException w:name="Colorful List Accent 3" w:uiPriority="72"/>
+    <w:lsdException w:name="Colorful Grid Accent 3" w:uiPriority="73"/>
+    <w:lsdException w:name="Light Shading Accent 4" w:uiPriority="60"/>
+    <w:lsdException w:name="Light List Accent 4" w:uiPriority="61"/>
+    <w:lsdException w:name="Light Grid Accent 4" w:uiPriority="62"/>
+    <w:lsdException w:name="Medium Shading 1 Accent 4" w:uiPriority="63"/>
+    <w:lsdException w:name="Medium Shading 2 Accent 4" w:uiPriority="64"/>
+    <w:lsdException w:name="Medium List 1 Accent 4" w:uiPriority="65"/>
+    <w:lsdException w:name="Medium List 2 Accent 4" w:uiPriority="66"/>
+    <w:lsdException w:name="Medium Grid 1 Accent 4" w:uiPriority="67"/>
+    <w:lsdException w:name="Medium Grid 2 Accent 4" w:uiPriority="68"/>
+    <w:lsdException w:name="Medium Grid 3 Accent 4" w:uiPriority="69"/>
+    <w:lsdException w:name="Dark List Accent 4" w:uiPriority="70"/>
+    <w:lsdException w:name="Colorful Shading Accent 4" w:uiPriority="71"/>
+    <w:lsdException w:name="Colorful List Accent 4" w:uiPriority="72"/>
+    <w:lsdException w:name="Colorful Grid Accent 4" w:uiPriority="73"/>
+    <w:lsdException w:name="Light Shading Accent 5" w:uiPriority="60"/>
+    <w:lsdException w:name="Light List Accent 5" w:uiPriority="61"/>
+    <w:lsdException w:name="Light Grid Accent 5" w:uiPriority="62"/>
+    <w:lsdException w:name="Medium Shading 1 Accent 5" w:uiPriority="63"/>
+    <w:lsdException w:name="Medium Shading 2 Accent 5" w:uiPriority="64"/>
+    <w:lsdException w:name="Medium List 1 Accent 5" w:uiPriority="65"/>
+    <w:lsdException w:name="Medium List 2 Accent 5" w:uiPriority="66"/>
+    <w:lsdException w:name="Medium Grid 1 Accent 5" w:uiPriority="67"/>
+    <w:lsdException w:name="Medium Grid 2 Accent 5" w:uiPriority="68"/>
+    <w:lsdException w:name="Medium Grid 3 Accent 5" w:uiPriority="69"/>
+    <w:lsdException w:name="Dark List Accent 5" w:uiPriority="70"/>
+    <w:lsdException w:name="Colorful Shading Accent 5" w:uiPriority="71"/>
+    <w:lsdException w:name="Colorful List Accent 5" w:uiPriority="72"/>
+    <w:lsdException w:name="Colorful Grid Accent 5" w:uiPriority="73"/>
+    <w:lsdException w:name="Light Shading Accent 6" w:uiPriority="60"/>
+    <w:lsdException w:name="Light List Accent 6" w:uiPriority="61"/>
+    <w:lsdException w:name="Light Grid Accent 6" w:uiPriority="62"/>
+    <w:lsdException w:name="Medium Shading 1 Accent 6" w:uiPriority="63"/>
+    <w:lsdException w:name="Medium Shading 2 Accent 6" w:uiPriority="64"/>
+    <w:lsdException w:name="Medium List 1 Accent 6" w:uiPriority="65"/>
+    <w:lsdException w:name="Medium List 2 Accent 6" w:uiPriority="66"/>
+    <w:lsdException w:name="Medium Grid 1 Accent 6" w:uiPriority="67"/>
+    <w:lsdException w:name="Medium Grid 2 Accent 6" w:uiPriority="68"/>
+    <w:lsdException w:name="Medium Grid 3 Accent 6" w:uiPriority="69"/>
+    <w:lsdException w:name="Dark List Accent 6" w:uiPriority="70"/>
+    <w:lsdException w:name="Colorful Shading Accent 6" w:uiPriority="71"/>
+    <w:lsdException w:name="Colorful List Accent 6" w:uiPriority="72"/>
+    <w:lsdException w:name="Colorful Grid Accent 6" w:uiPriority="73"/>
+    <w:lsdException w:name="Subtle Emphasis" w:uiPriority="19" w:qFormat="1"/>
+    <w:lsdException w:name="Intense Emphasis" w:uiPriority="21" w:qFormat="1"/>
+    <w:lsdException w:name="Subtle Reference" w:uiPriority="31" w:qFormat="1"/>
+    <w:lsdException w:name="Intense Reference" w:uiPriority="32" w:qFormat="1"/>
+    <w:lsdException w:name="Book Title" w:uiPriority="33" w:qFormat="1"/>
+    <w:lsdException w:name="Bibliography" w:semiHidden="1" w:uiPriority="37" w:unhideWhenUsed="1"/>
+    <w:lsdException w:name="TOC Heading" w:semiHidden="1" w:uiPriority="39" w:unhideWhenUsed="1" w:qFormat="1"/>
+    <w:lsdException w:name="Plain Table 1" w:uiPriority="41"/>
+    <w:lsdException w:name="Plain Table 2" w:uiPriority="42"/>
+    <w:lsdException w:name="Plain Table 3" w:uiPriority="43"/>
+    <w:lsdException w:name="Plain Table 4" w:uiPriority="44"/>
+    <w:lsdException w:name="Plain Table 5" w:uiPriority="45"/>
+    <w:lsdException w:name="Grid Table Light" w:uiPriority="40"/>
+    <w:lsdException w:name="Grid Table 1 Light" w:uiPriority="46"/>
+    <w:lsdException w:name="Grid Table 2" w:uiPriority="47"/>
+    <w:lsdException w:name="Grid Table 3" w:uiPriority="48"/>
+    <w:lsdException w:name="Grid Table 4" w:uiPriority="49"/>
+    <w:lsdException w:name="Grid Table 5 Dark" w:uiPriority="50"/>
+    <w:lsdException w:name="Grid Table 6 Colorful" w:uiPriority="51"/>
+    <w:lsdException w:name="Grid Table 7 Colorful" w:uiPriority="52"/>
+    <w:lsdException w:name="Grid Table 1 Light Accent 1" w:uiPriority="46"/>
+    <w:lsdException w:name="Grid Table 2 Accent 1" w:uiPriority="47"/>
+    <w:lsdException w:name="Grid Table 3 Accent 1" w:uiPriority="48"/>
+    <w:lsdException w:name="Grid Table 4 Accent 1" w:uiPriority="49"/>
+    <w:lsdException w:name="Grid Table 5 Dark Accent 1" w:uiPriority="50"/>
+    <w:lsdException w:name="Grid Table 6 Colorful Accent 1" w:uiPriority="51"/>
+    <w:lsdException w:name="Grid Table 7 Colorful Accent 1" w:uiPriority="52"/>
+    <w:lsdException w:name="Grid Table 1 Light Accent 2" w:uiPriority="46"/>
+    <w:lsdException w:name="Grid Table 2 Accent 2" w:uiPriority="47"/>
+    <w:lsdException w:name="Grid Table 3 Accent 2" w:uiPriority="48"/>
+    <w:lsdException w:name="Grid Table 4 Accent 2" w:uiPriority="49"/>
+    <w:lsdException w:name="Grid Table 5 Dark Accent 2" w:uiPriority="50"/>
+    <w:lsdException w:name="Grid Table 6 Colorful Accent 2" w:uiPriority="51"/>
+    <w:lsdException w:name="Grid Table 7 Colorful Accent 2" w:uiPriority="52"/>
+    <w:lsdException w:name="Grid Table 1 Light Accent 3" w:uiPriority="46"/>
+    <w:lsdException w:name="Grid Table 2 Accent 3" w:uiPriority="47"/>
+    <w:lsdException w:name="Grid Table 3 Accent 3" w:uiPriority="48"/>
+    <w:lsdException w:name="Grid Table 4 Accent 3" w:uiPriority="49"/>
+    <w:lsdException w:name="Grid Table 5 Dark Accent 3" w:uiPriority="50"/>
+    <w:lsdException w:name="Grid Table 6 Colorful Accent 3" w:uiPriority="51"/>
+    <w:lsdException w:name="Grid Table 7 Colorful Accent 3" w:uiPriority="52"/>
+    <w:lsdException w:name="Grid Table 1 Light Accent 4" w:uiPriority="46"/>
+    <w:lsdException w:name="Grid Table 2 Accent 4" w:uiPriority="47"/>
+    <w:lsdException w:name="Grid Table 3 Accent 4" w:uiPriority="48"/>
+    <w:lsdException w:name="Grid Table 4 Accent 4" w:uiPriority="49"/>
+    <w:lsdException w:name="Grid Table 5 Dark Accent 4" w:uiPriority="50"/>
+    <w:lsdException w:name="Grid Table 6 Colorful Accent 4" w:uiPriority="51"/>
+    <w:lsdException w:name="Grid Table 7 Colorful Accent 4" w:uiPriority="52"/>
+    <w:lsdException w:name="Grid Table 1 Light Accent 5" w:uiPriority="46"/>
+    <w:lsdException w:name="Grid Table 2 Accent 5" w:uiPriority="47"/>
+    <w:lsdException w:name="Grid Table 3 Accent 5" w:uiPriority="48"/>
+    <w:lsdException w:name="Grid Table 4 Accent 5" w:uiPriority="49"/>
+    <w:lsdException w:name="Grid Table 5 Dark Accent 5" w:uiPriority="50"/>
+    <w:lsdException w:name="Grid Table 6 Colorful Accent 5" w:uiPriority="51"/>
+    <w:lsdException w:name="Grid Table 7 Colorful Accent 5" w:uiPriority="52"/>
+    <w:lsdException w:name="Grid Table 1 Light Accent 6" w:uiPriority="46"/>
+    <w:lsdException w:name="Grid Table 2 Accent 6" w:uiPriority="47"/>
+    <w:lsdException w:name="Grid Table 3 Accent 6" w:uiPriority="48"/>
+    <w:lsdException w:name="Grid Table 4 Accent 6" w:uiPriority="49"/>
+    <w:lsdException w:name="Grid Table 5 Dark Accent 6" w:uiPriority="50"/>
+    <w:lsdException w:name="Grid Table 6 Colorful Accent 6" w:uiPriority="51"/>
+    <w:lsdException w:name="Grid Table 7 Colorful Accent 6" w:uiPriority="52"/>
+    <w:lsdException w:name="List Table 1 Light" w:uiPriority="46"/>
+    <w:lsdException w:name="List Table 2" w:uiPriority="47"/>
+    <w:lsdException w:name="List Table 3" w:uiPriority="48"/>
+    <w:lsdException w:name="List Table 4" w:uiPriority="49"/>
+    <w:lsdException w:name="List Table 5 Dark" w:uiPriority="50"/>
+    <w:lsdException w:name="List Table 6 Colorful" w:uiPriority="51"/>
+    <w:lsdException w:name="List Table 7 Colorful" w:uiPriority="52"/>
+    <w:lsdException w:name="List Table 1 Light Accent 1" w:uiPriority="46"/>
+    <w:lsdException w:name="List Table 2 Accent 1" w:uiPriority="47"/>
+    <w:lsdException w:name="List Table 3 Accent 1" w:uiPriority="48"/>
+    <w:lsdException w:name="List Table 4 Accent 1" w:uiPriority="49"/>
+    <w:lsdException w:name="List Table 5 Dark Accent 1" w:uiPriority="50"/>
+    <w:lsdException w:name="List Table 6 Colorful Accent 1" w:uiPriority="51"/>
+    <w:lsdException w:name="List Table 7 Colorful Accent 1" w:uiPriority="52"/>
+    <w:lsdException w:name="List Table 1 Light Accent 2" w:uiPriority="46"/>
+    <w:lsdException w:name="List Table 2 Accent 2" w:uiPriority="47"/>
+    <w:lsdException w:name="List Table 3 Accent 2" w:uiPriority="48"/>
+    <w:lsdException w:name="List Table 4 Accent 2" w:uiPriority="49"/>
+    <w:lsdException w:name="List Table 5 Dark Accent 2" w:uiPriority="50"/>
+    <w:lsdException w:name="List Table 6 Colorful Accent 2" w:uiPriority="51"/>
+    <w:lsdException w:name="List Table 7 Colorful Accent 2" w:uiPriority="52"/>
+    <w:lsdException w:name="List Table 1 Light Accent 3" w:uiPriority="46"/>
+    <w:lsdException w:name="List Table 2 Accent 3" w:uiPriority="47"/>
+    <w:lsdException w:name="List Table 3 Accent 3" w:uiPriority="48"/>
+    <w:lsdException w:name="List Table 4 Accent 3" w:uiPriority="49"/>
+    <w:lsdException w:name="List Table 5 Dark Accent 3" w:uiPriority="50"/>
+    <w:lsdException w:name="List Table 6 Colorful Accent 3" w:uiPriority="51"/>
+    <w:lsdException w:name="List Table 7 Colorful Accent 3" w:uiPriority="52"/>
+    <w:lsdException w:name="List Table 1 Light Accent 4" w:uiPriority="46"/>
+    <w:lsdException w:name="List Table 2 Accent 4" w:uiPriority="47"/>
+    <w:lsdException w:name="List Table 3 Accent 4" w:uiPriority="48"/>
+    <w:lsdException w:name="List Table 4 Accent 4" w:uiPriority="49"/>
+    <w:lsdException w:name="List Table 5 Dark Accent 4" w:uiPriority="50"/>
+    <w:lsdException w:name="List Table 6 Colorful Accent 4" w:uiPriority="51"/>
+    <w:lsdException w:name="List Table 7 Colorful Accent 4" w:uiPriority="52"/>
+    <w:lsdException w:name="List Table 1 Light Accent 5" w:uiPriority="46"/>
+    <w:lsdException w:name="List Table 2 Accent 5" w:uiPriority="47"/>
+    <w:lsdException w:name="List Table 3 Accent 5" w:uiPriority="48"/>
+    <w:lsdException w:name="List Table 4 Accent 5" w:uiPriority="49"/>
+    <w:lsdException w:name="List Table 5 Dark Accent 5" w:uiPriority="50"/>
+    <w:lsdException w:name="List Table 6 Colorful Accent 5" w:uiPriority="51"/>
+    <w:lsdException w:name="List Table 7 Colorful Accent 5" w:uiPriority="52"/>
+    <w:lsdException w:name="List Table 1 Light Accent 6" w:uiPriority="46"/>
+    <w:lsdException w:name="List Table 2 Accent 6" w:uiPriority="47"/>
+    <w:lsdException w:name="List Table 3 Accent 6" w:uiPriority="48"/>
+    <w:lsdException w:name="List Table 4 Accent 6" w:uiPriority="49"/>
+    <w:lsdException w:name="List Table 5 Dark Accent 6" w:uiPriority="50"/>
+    <w:lsdException w:name="List Table 6 Colorful Accent 6" w:uiPriority="51"/>
+    <w:lsdException w:name="List Table 7 Colorful Accent 6" w:uiPriority="52"/>
+    <w:lsdException w:name="Mention" w:semiHidden="1" w:unhideWhenUsed="1"/>
+    <w:lsdException w:name="Smart Hyperlink" w:semiHidden="1" w:unhideWhenUsed="1"/>
+    <w:lsdException w:name="Hashtag" w:semiHidden="1" w:unhideWhenUsed="1"/>
+    <w:lsdException w:name="Unresolved Mention" w:semiHidden="1" w:unhideWhenUsed="1"/>
+    <w:lsdException w:name="Smart Link" w:semiHidden="1" w:unhideWhenUsed="1"/>
+  </w:latentStyles>
+  <w:style w:type="paragraph" w:default="1" w:styleId="Normal">
+    <w:name w:val="Normal"/>
     <w:qFormat/>
-    <w:rPr>
-      <w:sz w:val="56"/>
-      <w:szCs w:val="56"/>
-    </w:rPr>
   </w:style>
   <w:style w:type="paragraph" w:styleId="Heading1">
-    <w:name w:val="Heading 1"/>
-    <w:basedOn w:val="Normal"/>
-    <w:next w:val="Normal"/>
+    <w:name w:val="heading 1"/>
+    <w:uiPriority w:val="9"/>
     <w:qFormat/>
+    <w:pPr>
+      <w:outlineLvl w:val="0"/>
+    </w:pPr>
     <w:rPr>
       <w:color w:val="2E74B5"/>
       <w:sz w:val="32"/>
@@ -1500,10 +2091,13 @@
     </w:rPr>
   </w:style>
   <w:style w:type="paragraph" w:styleId="Heading2">
-    <w:name w:val="Heading 2"/>
-    <w:basedOn w:val="Normal"/>
-    <w:next w:val="Normal"/>
+    <w:name w:val="heading 2"/>
+    <w:uiPriority w:val="9"/>
+    <w:unhideWhenUsed/>
     <w:qFormat/>
+    <w:pPr>
+      <w:outlineLvl w:val="1"/>
+    </w:pPr>
     <w:rPr>
       <w:color w:val="2E74B5"/>
       <w:sz w:val="26"/>
@@ -1511,10 +2105,14 @@
     </w:rPr>
   </w:style>
   <w:style w:type="paragraph" w:styleId="Heading3">
-    <w:name w:val="Heading 3"/>
-    <w:basedOn w:val="Normal"/>
-    <w:next w:val="Normal"/>
+    <w:name w:val="heading 3"/>
+    <w:uiPriority w:val="9"/>
+    <w:semiHidden/>
+    <w:unhideWhenUsed/>
     <w:qFormat/>
+    <w:pPr>
+      <w:outlineLvl w:val="2"/>
+    </w:pPr>
     <w:rPr>
       <w:color w:val="1F4D78"/>
       <w:sz w:val="24"/>
@@ -1522,10 +2120,14 @@
     </w:rPr>
   </w:style>
   <w:style w:type="paragraph" w:styleId="Heading4">
-    <w:name w:val="Heading 4"/>
-    <w:basedOn w:val="Normal"/>
-    <w:next w:val="Normal"/>
+    <w:name w:val="heading 4"/>
+    <w:uiPriority w:val="9"/>
+    <w:semiHidden/>
+    <w:unhideWhenUsed/>
     <w:qFormat/>
+    <w:pPr>
+      <w:outlineLvl w:val="3"/>
+    </w:pPr>
     <w:rPr>
       <w:i/>
       <w:iCs/>
@@ -1533,27 +2135,69 @@
     </w:rPr>
   </w:style>
   <w:style w:type="paragraph" w:styleId="Heading5">
-    <w:name w:val="Heading 5"/>
-    <w:basedOn w:val="Normal"/>
-    <w:next w:val="Normal"/>
+    <w:name w:val="heading 5"/>
+    <w:uiPriority w:val="9"/>
+    <w:semiHidden/>
+    <w:unhideWhenUsed/>
     <w:qFormat/>
+    <w:pPr>
+      <w:outlineLvl w:val="4"/>
+    </w:pPr>
     <w:rPr>
       <w:color w:val="2E74B5"/>
     </w:rPr>
   </w:style>
   <w:style w:type="paragraph" w:styleId="Heading6">
-    <w:name w:val="Heading 6"/>
-    <w:basedOn w:val="Normal"/>
-    <w:next w:val="Normal"/>
+    <w:name w:val="heading 6"/>
+    <w:uiPriority w:val="9"/>
+    <w:semiHidden/>
+    <w:unhideWhenUsed/>
     <w:qFormat/>
+    <w:pPr>
+      <w:outlineLvl w:val="5"/>
+    </w:pPr>
     <w:rPr>
       <w:color w:val="1F4D78"/>
     </w:rPr>
   </w:style>
-  <w:style w:type="paragraph" w:styleId="Strong">
-    <w:name w:val="Strong"/>
-    <w:basedOn w:val="Normal"/>
-    <w:next w:val="Normal"/>
+  <w:style w:type="character" w:default="1" w:styleId="DefaultParagraphFont">
+    <w:name w:val="Default Paragraph Font"/>
+    <w:uiPriority w:val="1"/>
+    <w:semiHidden/>
+    <w:unhideWhenUsed/>
+  </w:style>
+  <w:style w:type="table" w:default="1" w:styleId="TableNormal">
+    <w:name w:val="Normal Table"/>
+    <w:uiPriority w:val="99"/>
+    <w:semiHidden/>
+    <w:unhideWhenUsed/>
+    <w:tblPr>
+      <w:tblInd w:w="0" w:type="dxa"/>
+      <w:tblCellMar>
+        <w:top w:w="0" w:type="dxa"/>
+        <w:left w:w="108" w:type="dxa"/>
+        <w:bottom w:w="0" w:type="dxa"/>
+        <w:right w:w="108" w:type="dxa"/>
+      </w:tblCellMar>
+    </w:tblPr>
+  </w:style>
+  <w:style w:type="numbering" w:default="1" w:styleId="NoList">
+    <w:name w:val="No List"/>
+    <w:uiPriority w:val="99"/>
+    <w:semiHidden/>
+    <w:unhideWhenUsed/>
+  </w:style>
+  <w:style w:type="paragraph" w:styleId="Title">
+    <w:name w:val="Title"/>
+    <w:uiPriority w:val="10"/>
+    <w:qFormat/>
+    <w:rPr>
+      <w:sz w:val="56"/>
+      <w:szCs w:val="56"/>
+    </w:rPr>
+  </w:style>
+  <w:style w:type="paragraph" w:customStyle="1" w:styleId="Strong1">
+    <w:name w:val="Strong1"/>
     <w:qFormat/>
     <w:rPr>
       <w:b/>
@@ -1562,12 +2206,10 @@
   </w:style>
   <w:style w:type="paragraph" w:styleId="ListParagraph">
     <w:name w:val="List Paragraph"/>
-    <w:basedOn w:val="Normal"/>
     <w:qFormat/>
   </w:style>
   <w:style w:type="character" w:styleId="Hyperlink">
     <w:name w:val="Hyperlink"/>
-    <w:basedOn w:val="DefaultParagraphFont"/>
     <w:uiPriority w:val="99"/>
     <w:unhideWhenUsed/>
     <w:rPr>
@@ -1577,7 +2219,6 @@
   </w:style>
   <w:style w:type="character" w:styleId="FootnoteReference">
     <w:name w:val="footnote reference"/>
-    <w:basedOn w:val="DefaultParagraphFont"/>
     <w:uiPriority w:val="99"/>
     <w:semiHidden/>
     <w:unhideWhenUsed/>
@@ -1587,22 +2228,13 @@
   </w:style>
   <w:style w:type="paragraph" w:styleId="FootnoteText">
     <w:name w:val="footnote text"/>
-    <w:basedOn w:val="Normal"/>
     <w:link w:val="FootnoteTextChar"/>
     <w:uiPriority w:val="99"/>
     <w:semiHidden/>
     <w:unhideWhenUsed/>
-    <w:pPr>
-      <w:spacing w:after="0" w:line="240" w:lineRule="auto"/>
-    </w:pPr>
-    <w:rPr>
-      <w:sz w:val="20"/>
-      <w:szCs w:val="20"/>
-    </w:rPr>
   </w:style>
-  <w:style w:type="character" w:styleId="FootnoteTextChar">
+  <w:style w:type="character" w:customStyle="1" w:styleId="FootnoteTextChar">
     <w:name w:val="Footnote Text Char"/>
-    <w:basedOn w:val="DefaultParagraphFont"/>
     <w:link w:val="FootnoteText"/>
     <w:uiPriority w:val="99"/>
     <w:semiHidden/>
@@ -1614,7 +2246,6 @@
   </w:style>
   <w:style w:type="character" w:styleId="EndnoteReference">
     <w:name w:val="endnote reference"/>
-    <w:basedOn w:val="DefaultParagraphFont"/>
     <w:uiPriority w:val="99"/>
     <w:semiHidden/>
     <w:unhideWhenUsed/>
@@ -1624,22 +2255,13 @@
   </w:style>
   <w:style w:type="paragraph" w:styleId="EndnoteText">
     <w:name w:val="endnote text"/>
-    <w:basedOn w:val="Normal"/>
     <w:link w:val="EndnoteTextChar"/>
     <w:uiPriority w:val="99"/>
     <w:semiHidden/>
     <w:unhideWhenUsed/>
-    <w:pPr>
-      <w:spacing w:after="0" w:line="240" w:lineRule="auto"/>
-    </w:pPr>
-    <w:rPr>
-      <w:sz w:val="20"/>
-      <w:szCs w:val="20"/>
-    </w:rPr>
   </w:style>
-  <w:style w:type="character" w:styleId="EndnoteTextChar">
+  <w:style w:type="character" w:customStyle="1" w:styleId="EndnoteTextChar">
     <w:name w:val="Endnote Text Char"/>
-    <w:basedOn w:val="DefaultParagraphFont"/>
     <w:link w:val="EndnoteText"/>
     <w:uiPriority w:val="99"/>
     <w:semiHidden/>
@@ -1650,4 +2272,319 @@
     </w:rPr>
   </w:style>
 </w:styles>
+</file>
+
+<file path=word/theme/theme1.xml><?xml version="1.0" encoding="utf-8"?>
+<a:theme xmlns:a="http://schemas.openxmlformats.org/drawingml/2006/main" name="Office Theme">
+  <a:themeElements>
+    <a:clrScheme name="Office">
+      <a:dk1>
+        <a:sysClr val="windowText" lastClr="000000"/>
+      </a:dk1>
+      <a:lt1>
+        <a:sysClr val="window" lastClr="FFFFFF"/>
+      </a:lt1>
+      <a:dk2>
+        <a:srgbClr val="0E2841"/>
+      </a:dk2>
+      <a:lt2>
+        <a:srgbClr val="E8E8E8"/>
+      </a:lt2>
+      <a:accent1>
+        <a:srgbClr val="156082"/>
+      </a:accent1>
+      <a:accent2>
+        <a:srgbClr val="E97132"/>
+      </a:accent2>
+      <a:accent3>
+        <a:srgbClr val="196B24"/>
+      </a:accent3>
+      <a:accent4>
+        <a:srgbClr val="0F9ED5"/>
+      </a:accent4>
+      <a:accent5>
+        <a:srgbClr val="A02B93"/>
+      </a:accent5>
+      <a:accent6>
+        <a:srgbClr val="4EA72E"/>
+      </a:accent6>
+      <a:hlink>
+        <a:srgbClr val="467886"/>
+      </a:hlink>
+      <a:folHlink>
+        <a:srgbClr val="96607D"/>
+      </a:folHlink>
+    </a:clrScheme>
+    <a:fontScheme name="Office">
+      <a:majorFont>
+        <a:latin typeface="Aptos Display" panose="02110004020202020204"/>
+        <a:ea typeface=""/>
+        <a:cs typeface=""/>
+        <a:font script="Jpan" typeface="游ゴシック Light"/>
+        <a:font script="Hang" typeface="맑은 고딕"/>
+        <a:font script="Hans" typeface="等线 Light"/>
+        <a:font script="Hant" typeface="新細明體"/>
+        <a:font script="Arab" typeface="Times New Roman"/>
+        <a:font script="Hebr" typeface="Times New Roman"/>
+        <a:font script="Thai" typeface="Angsana New"/>
+        <a:font script="Ethi" typeface="Nyala"/>
+        <a:font script="Beng" typeface="Vrinda"/>
+        <a:font script="Gujr" typeface="Shruti"/>
+        <a:font script="Khmr" typeface="MoolBoran"/>
+        <a:font script="Knda" typeface="Tunga"/>
+        <a:font script="Guru" typeface="Raavi"/>
+        <a:font script="Cans" typeface="Euphemia"/>
+        <a:font script="Cher" typeface="Plantagenet Cherokee"/>
+        <a:font script="Yiii" typeface="Microsoft Yi Baiti"/>
+        <a:font script="Tibt" typeface="Microsoft Himalaya"/>
+        <a:font script="Thaa" typeface="MV Boli"/>
+        <a:font script="Deva" typeface="Mangal"/>
+        <a:font script="Telu" typeface="Gautami"/>
+        <a:font script="Taml" typeface="Latha"/>
+        <a:font script="Syrc" typeface="Estrangelo Edessa"/>
+        <a:font script="Orya" typeface="Kalinga"/>
+        <a:font script="Mlym" typeface="Kartika"/>
+        <a:font script="Laoo" typeface="DokChampa"/>
+        <a:font script="Sinh" typeface="Iskoola Pota"/>
+        <a:font script="Mong" typeface="Mongolian Baiti"/>
+        <a:font script="Viet" typeface="Times New Roman"/>
+        <a:font script="Uigh" typeface="Microsoft Uighur"/>
+        <a:font script="Geor" typeface="Sylfaen"/>
+        <a:font script="Armn" typeface="Arial"/>
+        <a:font script="Bugi" typeface="Leelawadee UI"/>
+        <a:font script="Bopo" typeface="Microsoft JhengHei"/>
+        <a:font script="Java" typeface="Javanese Text"/>
+        <a:font script="Lisu" typeface="Segoe UI"/>
+        <a:font script="Mymr" typeface="Myanmar Text"/>
+        <a:font script="Nkoo" typeface="Ebrima"/>
+        <a:font script="Olck" typeface="Nirmala UI"/>
+        <a:font script="Osma" typeface="Ebrima"/>
+        <a:font script="Phag" typeface="Phagspa"/>
+        <a:font script="Syrn" typeface="Estrangelo Edessa"/>
+        <a:font script="Syrj" typeface="Estrangelo Edessa"/>
+        <a:font script="Syre" typeface="Estrangelo Edessa"/>
+        <a:font script="Sora" typeface="Nirmala UI"/>
+        <a:font script="Tale" typeface="Microsoft Tai Le"/>
+        <a:font script="Talu" typeface="Microsoft New Tai Lue"/>
+        <a:font script="Tfng" typeface="Ebrima"/>
+      </a:majorFont>
+      <a:minorFont>
+        <a:latin typeface="Aptos" panose="02110004020202020204"/>
+        <a:ea typeface=""/>
+        <a:cs typeface=""/>
+        <a:font script="Jpan" typeface="游明朝"/>
+        <a:font script="Hang" typeface="맑은 고딕"/>
+        <a:font script="Hans" typeface="等线"/>
+        <a:font script="Hant" typeface="新細明體"/>
+        <a:font script="Arab" typeface="Arial"/>
+        <a:font script="Hebr" typeface="Arial"/>
+        <a:font script="Thai" typeface="Cordia New"/>
+        <a:font script="Ethi" typeface="Nyala"/>
+        <a:font script="Beng" typeface="Vrinda"/>
+        <a:font script="Gujr" typeface="Shruti"/>
+        <a:font script="Khmr" typeface="DaunPenh"/>
+        <a:font script="Knda" typeface="Tunga"/>
+        <a:font script="Guru" typeface="Raavi"/>
+        <a:font script="Cans" typeface="Euphemia"/>
+        <a:font script="Cher" typeface="Plantagenet Cherokee"/>
+        <a:font script="Yiii" typeface="Microsoft Yi Baiti"/>
+        <a:font script="Tibt" typeface="Microsoft Himalaya"/>
+        <a:font script="Thaa" typeface="MV Boli"/>
+        <a:font script="Deva" typeface="Mangal"/>
+        <a:font script="Telu" typeface="Gautami"/>
+        <a:font script="Taml" typeface="Latha"/>
+        <a:font script="Syrc" typeface="Estrangelo Edessa"/>
+        <a:font script="Orya" typeface="Kalinga"/>
+        <a:font script="Mlym" typeface="Kartika"/>
+        <a:font script="Laoo" typeface="DokChampa"/>
+        <a:font script="Sinh" typeface="Iskoola Pota"/>
+        <a:font script="Mong" typeface="Mongolian Baiti"/>
+        <a:font script="Viet" typeface="Arial"/>
+        <a:font script="Uigh" typeface="Microsoft Uighur"/>
+        <a:font script="Geor" typeface="Sylfaen"/>
+        <a:font script="Armn" typeface="Arial"/>
+        <a:font script="Bugi" typeface="Leelawadee UI"/>
+        <a:font script="Bopo" typeface="Microsoft JhengHei"/>
+        <a:font script="Java" typeface="Javanese Text"/>
+        <a:font script="Lisu" typeface="Segoe UI"/>
+        <a:font script="Mymr" typeface="Myanmar Text"/>
+        <a:font script="Nkoo" typeface="Ebrima"/>
+        <a:font script="Olck" typeface="Nirmala UI"/>
+        <a:font script="Osma" typeface="Ebrima"/>
+        <a:font script="Phag" typeface="Phagspa"/>
+        <a:font script="Syrn" typeface="Estrangelo Edessa"/>
+        <a:font script="Syrj" typeface="Estrangelo Edessa"/>
+        <a:font script="Syre" typeface="Estrangelo Edessa"/>
+        <a:font script="Sora" typeface="Nirmala UI"/>
+        <a:font script="Tale" typeface="Microsoft Tai Le"/>
+        <a:font script="Talu" typeface="Microsoft New Tai Lue"/>
+        <a:font script="Tfng" typeface="Ebrima"/>
+      </a:minorFont>
+    </a:fontScheme>
+    <a:fmtScheme name="Office">
+      <a:fillStyleLst>
+        <a:solidFill>
+          <a:schemeClr val="phClr"/>
+        </a:solidFill>
+        <a:gradFill rotWithShape="1">
+          <a:gsLst>
+            <a:gs pos="0">
+              <a:schemeClr val="phClr">
+                <a:lumMod val="110000"/>
+                <a:satMod val="105000"/>
+                <a:tint val="67000"/>
+              </a:schemeClr>
+            </a:gs>
+            <a:gs pos="50000">
+              <a:schemeClr val="phClr">
+                <a:lumMod val="105000"/>
+                <a:satMod val="103000"/>
+                <a:tint val="73000"/>
+              </a:schemeClr>
+            </a:gs>
+            <a:gs pos="100000">
+              <a:schemeClr val="phClr">
+                <a:lumMod val="105000"/>
+                <a:satMod val="109000"/>
+                <a:tint val="81000"/>
+              </a:schemeClr>
+            </a:gs>
+          </a:gsLst>
+          <a:lin ang="5400000" scaled="0"/>
+        </a:gradFill>
+        <a:gradFill rotWithShape="1">
+          <a:gsLst>
+            <a:gs pos="0">
+              <a:schemeClr val="phClr">
+                <a:satMod val="103000"/>
+                <a:lumMod val="102000"/>
+                <a:tint val="94000"/>
+              </a:schemeClr>
+            </a:gs>
+            <a:gs pos="50000">
+              <a:schemeClr val="phClr">
+                <a:satMod val="110000"/>
+                <a:lumMod val="100000"/>
+                <a:shade val="100000"/>
+              </a:schemeClr>
+            </a:gs>
+            <a:gs pos="100000">
+              <a:schemeClr val="phClr">
+                <a:lumMod val="99000"/>
+                <a:satMod val="120000"/>
+                <a:shade val="78000"/>
+              </a:schemeClr>
+            </a:gs>
+          </a:gsLst>
+          <a:lin ang="5400000" scaled="0"/>
+        </a:gradFill>
+      </a:fillStyleLst>
+      <a:lnStyleLst>
+        <a:ln w="12700" cap="flat" cmpd="sng" algn="ctr">
+          <a:solidFill>
+            <a:schemeClr val="phClr"/>
+          </a:solidFill>
+          <a:prstDash val="solid"/>
+          <a:miter lim="800000"/>
+        </a:ln>
+        <a:ln w="19050" cap="flat" cmpd="sng" algn="ctr">
+          <a:solidFill>
+            <a:schemeClr val="phClr"/>
+          </a:solidFill>
+          <a:prstDash val="solid"/>
+          <a:miter lim="800000"/>
+        </a:ln>
+        <a:ln w="25400" cap="flat" cmpd="sng" algn="ctr">
+          <a:solidFill>
+            <a:schemeClr val="phClr"/>
+          </a:solidFill>
+          <a:prstDash val="solid"/>
+          <a:miter lim="800000"/>
+        </a:ln>
+      </a:lnStyleLst>
+      <a:effectStyleLst>
+        <a:effectStyle>
+          <a:effectLst/>
+        </a:effectStyle>
+        <a:effectStyle>
+          <a:effectLst/>
+        </a:effectStyle>
+        <a:effectStyle>
+          <a:effectLst>
+            <a:outerShdw blurRad="57150" dist="19050" dir="5400000" algn="ctr" rotWithShape="0">
+              <a:srgbClr val="000000">
+                <a:alpha val="63000"/>
+              </a:srgbClr>
+            </a:outerShdw>
+          </a:effectLst>
+        </a:effectStyle>
+      </a:effectStyleLst>
+      <a:bgFillStyleLst>
+        <a:solidFill>
+          <a:schemeClr val="phClr"/>
+        </a:solidFill>
+        <a:solidFill>
+          <a:schemeClr val="phClr">
+            <a:tint val="95000"/>
+            <a:satMod val="170000"/>
+          </a:schemeClr>
+        </a:solidFill>
+        <a:gradFill rotWithShape="1">
+          <a:gsLst>
+            <a:gs pos="0">
+              <a:schemeClr val="phClr">
+                <a:tint val="93000"/>
+                <a:satMod val="150000"/>
+                <a:shade val="98000"/>
+                <a:lumMod val="102000"/>
+              </a:schemeClr>
+            </a:gs>
+            <a:gs pos="50000">
+              <a:schemeClr val="phClr">
+                <a:tint val="98000"/>
+                <a:satMod val="130000"/>
+                <a:shade val="90000"/>
+                <a:lumMod val="103000"/>
+              </a:schemeClr>
+            </a:gs>
+            <a:gs pos="100000">
+              <a:schemeClr val="phClr">
+                <a:shade val="63000"/>
+                <a:satMod val="120000"/>
+              </a:schemeClr>
+            </a:gs>
+          </a:gsLst>
+          <a:lin ang="5400000" scaled="0"/>
+        </a:gradFill>
+      </a:bgFillStyleLst>
+    </a:fmtScheme>
+  </a:themeElements>
+  <a:objectDefaults>
+    <a:lnDef>
+      <a:spPr/>
+      <a:bodyPr/>
+      <a:lstStyle/>
+      <a:style>
+        <a:lnRef idx="2">
+          <a:schemeClr val="accent1"/>
+        </a:lnRef>
+        <a:fillRef idx="0">
+          <a:schemeClr val="accent1"/>
+        </a:fillRef>
+        <a:effectRef idx="1">
+          <a:schemeClr val="accent1"/>
+        </a:effectRef>
+        <a:fontRef idx="minor">
+          <a:schemeClr val="tx1"/>
+        </a:fontRef>
+      </a:style>
+    </a:lnDef>
+  </a:objectDefaults>
+  <a:extraClrSchemeLst/>
+  <a:extLst>
+    <a:ext uri="{05A4C25C-085E-4340-85A3-A5531E510DB2}">
+      <thm15:themeFamily xmlns:thm15="http://schemas.microsoft.com/office/thememl/2012/main" name="Office Theme" id="{2E142A2C-CD16-42D6-873A-C26D2A0506FA}" vid="{1BDDFF52-6CD6-40A5-AB3C-68EB2F1E4D0A}"/>
+    </a:ext>
+  </a:extLst>
+</a:theme>
 </file>